--- a/public/data/业务流程数字化转型实施指南模板.docx
+++ b/public/data/业务流程数字化转型实施指南模板.docx
@@ -15,7 +15,7 @@
           <w:b/>
           <w:sz w:val="52"/>
         </w:rPr>
-        <w:t xml:space="preserve">1234业务流程数字化转型实施指南（精简模板）</w:t>
+        <w:t xml:space="preserve">业务流程数字化转型实施指南（精简模板）</w:t>
       </w:r>
       <w:r/>
     </w:p>

--- a/public/data/业务流程数字化转型实施指南模板.docx
+++ b/public/data/业务流程数字化转型实施指南模板.docx
@@ -7,7 +7,14 @@
         <w:pBdr/>
         <w:spacing w:after="480" w:before="480" w:line="288" w:lineRule="auto"/>
         <w:ind w:left="0"/>
-        <w:rPr/>
+        <w:rPr>
+          <w:rFonts w:ascii="Arial" w:hAnsi="Arial" w:eastAsia="等线" w:cs="Arial"/>
+          <w:b/>
+          <w:bCs/>
+          <w:sz w:val="52"/>
+          <w:szCs w:val="52"/>
+          <w:highlight w:val="none"/>
+        </w:rPr>
       </w:pPr>
       <w:r>
         <w:rPr>
@@ -15,9 +22,1591 @@
           <w:b/>
           <w:sz w:val="52"/>
         </w:rPr>
-        <w:t xml:space="preserve">业务流程数字化转型实施指南（精简模板）</w:t>
+        <w:t xml:space="preserve">业务流程数字化转型实施指南（精简模板12）</w:t>
+      </w:r>
+      <w:r>
+        <w:rPr>
+          <w:rFonts w:ascii="Arial" w:hAnsi="Arial" w:eastAsia="等线" w:cs="Arial"/>
+          <w:b/>
+          <w:sz w:val="52"/>
+        </w:rPr>
+        <w:t xml:space="preserve">你好</w:t>
+      </w:r>
+      <w:r>
+        <w:rPr>
+          <w:rFonts w:ascii="Arial" w:hAnsi="Arial" w:eastAsia="等线" w:cs="Arial"/>
+          <w:b/>
+          <w:sz w:val="52"/>
+        </w:rPr>
       </w:r>
       <w:r/>
+    </w:p>
+    <w:p>
+      <w:pPr>
+        <w:pBdr>
+          <w:top w:val="none" w:color="000000" w:sz="4" w:space="0"/>
+          <w:left w:val="none" w:color="000000" w:sz="4" w:space="0"/>
+          <w:bottom w:val="none" w:color="000000" w:sz="4" w:space="0"/>
+          <w:right w:val="none" w:color="000000" w:sz="4" w:space="0"/>
+        </w:pBdr>
+        <w:shd w:val="clear" w:color="ffffff" w:fill="ffffff"/>
+        <w:spacing w:after="0" w:before="0"/>
+        <w:ind w:right="0"/>
+        <w:rPr/>
+      </w:pPr>
+      <w:r/>
+      <w:r/>
+      <w:r/>
+    </w:p>
+    <w:tbl>
+      <w:tblPr>
+        <w:tblStyle w:val="722"/>
+        <w:tblInd w:w="0" w:type="dxa"/>
+        <w:tblW w:w="0" w:type="auto"/>
+        <w:tblCellMar>
+          <w:left w:w="108" w:type="dxa"/>
+          <w:top w:w="0" w:type="dxa"/>
+          <w:right w:w="108" w:type="dxa"/>
+          <w:bottom w:w="0" w:type="dxa"/>
+        </w:tblCellMar>
+        <w:tblBorders>
+          <w:top w:val="none" w:color="000000" w:sz="4" w:space="0"/>
+          <w:left w:val="none" w:color="000000" w:sz="4" w:space="0"/>
+          <w:bottom w:val="none" w:color="000000" w:sz="4" w:space="0"/>
+          <w:right w:val="none" w:color="000000" w:sz="4" w:space="0"/>
+          <w:insideH w:val="single" w:color="000000" w:sz="4" w:space="0"/>
+          <w:insideV w:val="single" w:color="000000" w:sz="4" w:space="0"/>
+        </w:tblBorders>
+        <w:tblLayout w:type="autofit"/>
+        <w:tblLook w:val="04A0" w:firstRow="1" w:lastRow="0" w:firstColumn="1" w:lastColumn="0" w:noHBand="0" w:noVBand="1"/>
+      </w:tblPr>
+      <w:tblGrid>
+        <w:gridCol w:w="1142"/>
+        <w:gridCol w:w="7139"/>
+      </w:tblGrid>
+      <w:tr>
+        <w:trPr>
+          <w:trHeight w:val="1017"/>
+        </w:trPr>
+        <w:tc>
+          <w:tcPr>
+            <w:tcBorders>
+              <w:top w:val="single" w:color="000000" w:sz="8" w:space="0"/>
+              <w:left w:val="single" w:color="000000" w:sz="8" w:space="0"/>
+              <w:bottom w:val="single" w:color="000000" w:sz="8" w:space="0"/>
+              <w:right w:val="single" w:color="000000" w:sz="8" w:space="0"/>
+            </w:tcBorders>
+            <w:tcMar>
+              <w:left w:w="108" w:type="dxa"/>
+              <w:top w:w="0" w:type="dxa"/>
+              <w:right w:w="108" w:type="dxa"/>
+              <w:bottom w:w="0" w:type="dxa"/>
+            </w:tcMar>
+            <w:tcW w:w="1142" w:type="dxa"/>
+            <w:vAlign w:val="top"/>
+          </w:tcPr>
+          <w:p>
+            <w:pPr>
+              <w:pBdr>
+                <w:top w:val="none" w:color="000000" w:sz="4" w:space="0"/>
+                <w:left w:val="none" w:color="000000" w:sz="4" w:space="0"/>
+                <w:bottom w:val="none" w:color="000000" w:sz="4" w:space="0"/>
+                <w:right w:val="none" w:color="000000" w:sz="4" w:space="0"/>
+              </w:pBdr>
+              <w:spacing w:line="360" w:lineRule="auto"/>
+              <w:ind w:right="0" w:firstLine="0" w:left="0"/>
+              <w:jc w:val="both"/>
+              <w:rPr/>
+            </w:pPr>
+            <w:r>
+              <w:rPr>
+                <w:rFonts w:ascii="SimSun" w:hAnsi="SimSun" w:eastAsia="SimSun" w:cs="SimSun"/>
+                <w:b/>
+                <w:color w:val="000000"/>
+                <w:sz w:val="22"/>
+              </w:rPr>
+              <w:t xml:space="preserve">任务中心</w:t>
+            </w:r>
+            <w:r/>
+          </w:p>
+        </w:tc>
+        <w:tc>
+          <w:tcPr>
+            <w:tcBorders>
+              <w:top w:val="single" w:color="000000" w:sz="8" w:space="0"/>
+              <w:left w:val="single" w:color="000000" w:sz="8" w:space="0"/>
+              <w:bottom w:val="single" w:color="000000" w:sz="8" w:space="0"/>
+              <w:right w:val="single" w:color="000000" w:sz="8" w:space="0"/>
+            </w:tcBorders>
+            <w:tcMar>
+              <w:left w:w="108" w:type="dxa"/>
+              <w:top w:w="0" w:type="dxa"/>
+              <w:right w:w="108" w:type="dxa"/>
+              <w:bottom w:w="0" w:type="dxa"/>
+            </w:tcMar>
+            <w:tcW w:w="7139" w:type="dxa"/>
+            <w:vAlign w:val="top"/>
+          </w:tcPr>
+          <w:p>
+            <w:pPr>
+              <w:pBdr>
+                <w:top w:val="none" w:color="000000" w:sz="4" w:space="0"/>
+                <w:left w:val="none" w:color="000000" w:sz="4" w:space="0"/>
+                <w:bottom w:val="none" w:color="000000" w:sz="4" w:space="0"/>
+                <w:right w:val="none" w:color="000000" w:sz="4" w:space="0"/>
+              </w:pBdr>
+              <w:spacing w:line="360" w:lineRule="auto"/>
+              <w:ind w:right="0" w:firstLine="0" w:left="0"/>
+              <w:jc w:val="both"/>
+              <w:rPr/>
+            </w:pPr>
+            <w:r>
+              <w:rPr>
+                <w:rFonts w:ascii="SimSun" w:hAnsi="SimSun" w:eastAsia="SimSun" w:cs="SimSun"/>
+                <w:color w:val="000000"/>
+                <w:sz w:val="22"/>
+              </w:rPr>
+              <w:t xml:space="preserve">需要根据不同的任务类型划分导航菜单，因为每种任务类型需要填写的字段不一样</w:t>
+            </w:r>
+            <w:r/>
+          </w:p>
+        </w:tc>
+      </w:tr>
+      <w:tr>
+        <w:trPr>
+          <w:trHeight w:val="9225"/>
+        </w:trPr>
+        <w:tc>
+          <w:tcPr>
+            <w:tcBorders>
+              <w:left w:val="single" w:color="000000" w:sz="8" w:space="0"/>
+              <w:bottom w:val="single" w:color="000000" w:sz="8" w:space="0"/>
+              <w:right w:val="single" w:color="000000" w:sz="8" w:space="0"/>
+            </w:tcBorders>
+            <w:tcMar>
+              <w:left w:w="108" w:type="dxa"/>
+              <w:top w:w="0" w:type="dxa"/>
+              <w:right w:w="108" w:type="dxa"/>
+              <w:bottom w:w="0" w:type="dxa"/>
+            </w:tcMar>
+            <w:tcW w:w="1142" w:type="dxa"/>
+            <w:vAlign w:val="top"/>
+          </w:tcPr>
+          <w:p>
+            <w:pPr>
+              <w:pBdr>
+                <w:top w:val="none" w:color="000000" w:sz="4" w:space="0"/>
+                <w:left w:val="none" w:color="000000" w:sz="4" w:space="0"/>
+                <w:bottom w:val="none" w:color="000000" w:sz="4" w:space="0"/>
+                <w:right w:val="none" w:color="000000" w:sz="4" w:space="0"/>
+              </w:pBdr>
+              <w:spacing w:line="360" w:lineRule="auto"/>
+              <w:ind w:right="0" w:firstLine="0" w:left="0"/>
+              <w:jc w:val="both"/>
+              <w:rPr/>
+            </w:pPr>
+            <w:r>
+              <w:rPr>
+                <w:rFonts w:ascii="SimSun" w:hAnsi="SimSun" w:eastAsia="SimSun" w:cs="SimSun"/>
+                <w:b/>
+                <w:color w:val="000000"/>
+                <w:sz w:val="22"/>
+              </w:rPr>
+              <w:t xml:space="preserve">ppt拆分合并</w:t>
+            </w:r>
+            <w:r/>
+          </w:p>
+        </w:tc>
+        <w:tc>
+          <w:tcPr>
+            <w:tcBorders>
+              <w:left w:val="single" w:color="000000" w:sz="8" w:space="0"/>
+              <w:bottom w:val="single" w:color="000000" w:sz="8" w:space="0"/>
+              <w:right w:val="single" w:color="000000" w:sz="8" w:space="0"/>
+            </w:tcBorders>
+            <w:tcMar>
+              <w:left w:w="108" w:type="dxa"/>
+              <w:top w:w="0" w:type="dxa"/>
+              <w:right w:w="108" w:type="dxa"/>
+              <w:bottom w:w="0" w:type="dxa"/>
+            </w:tcMar>
+            <w:tcW w:w="7139" w:type="dxa"/>
+            <w:vAlign w:val="top"/>
+          </w:tcPr>
+          <w:p>
+            <w:pPr>
+              <w:numPr>
+                <w:ilvl w:val="0"/>
+                <w:numId w:val="2"/>
+              </w:numPr>
+              <w:pBdr>
+                <w:top w:val="none" w:color="000000" w:sz="4" w:space="0"/>
+                <w:left w:val="none" w:color="000000" w:sz="4" w:space="0"/>
+                <w:bottom w:val="none" w:color="000000" w:sz="4" w:space="0"/>
+                <w:right w:val="none" w:color="000000" w:sz="4" w:space="0"/>
+              </w:pBdr>
+              <w:tabs>
+                <w:tab w:val="left" w:leader="none" w:pos="720"/>
+              </w:tabs>
+              <w:spacing w:after="100" w:before="100" w:line="360" w:lineRule="auto"/>
+              <w:ind/>
+              <w:jc w:val="both"/>
+              <w:rPr/>
+            </w:pPr>
+            <w:r>
+              <w:rPr>
+                <w:rFonts w:ascii="SimSun" w:hAnsi="SimSun" w:eastAsia="SimSun" w:cs="SimSun"/>
+                <w:b/>
+                <w:color w:val="000000"/>
+                <w:sz w:val="22"/>
+                <w:highlight w:val="white"/>
+              </w:rPr>
+              <w:t xml:space="preserve">1.拆分流程</w:t>
+            </w:r>
+            <w:r>
+              <w:rPr>
+                <w:rFonts w:ascii="SimSun" w:hAnsi="SimSun" w:eastAsia="SimSun" w:cs="SimSun"/>
+                <w:color w:val="000000"/>
+                <w:sz w:val="22"/>
+              </w:rPr>
+              <w:t xml:space="preserve">：</w:t>
+            </w:r>
+            <w:r/>
+          </w:p>
+          <w:p>
+            <w:pPr>
+              <w:numPr>
+                <w:ilvl w:val="0"/>
+                <w:numId w:val="2"/>
+              </w:numPr>
+              <w:pBdr>
+                <w:top w:val="none" w:color="000000" w:sz="4" w:space="0"/>
+                <w:left w:val="none" w:color="000000" w:sz="4" w:space="0"/>
+                <w:bottom w:val="none" w:color="000000" w:sz="4" w:space="0"/>
+                <w:right w:val="none" w:color="000000" w:sz="4" w:space="0"/>
+              </w:pBdr>
+              <w:tabs>
+                <w:tab w:val="left" w:leader="none" w:pos="720"/>
+              </w:tabs>
+              <w:spacing w:after="100" w:before="100" w:line="360" w:lineRule="auto"/>
+              <w:ind/>
+              <w:jc w:val="both"/>
+              <w:rPr/>
+            </w:pPr>
+            <w:r>
+              <w:rPr>
+                <w:rFonts w:ascii="SimSun" w:hAnsi="SimSun" w:eastAsia="SimSun" w:cs="SimSun"/>
+                <w:color w:val="000000"/>
+                <w:sz w:val="22"/>
+              </w:rPr>
+              <w:t xml:space="preserve">创建任务 → 填写基本信息 → 上传PPT模板 → 按页拆分 → 分配至科室 → 科室负责人二次拆分 → 分配给具体员工 → 员工下载编辑 → 上传提交 → 主任审核 → 部长审批 → 合并</w:t>
+            </w:r>
+            <w:r/>
+          </w:p>
+          <w:p>
+            <w:pPr>
+              <w:numPr>
+                <w:ilvl w:val="0"/>
+                <w:numId w:val="2"/>
+              </w:numPr>
+              <w:pBdr>
+                <w:top w:val="none" w:color="000000" w:sz="4" w:space="0"/>
+                <w:left w:val="none" w:color="000000" w:sz="4" w:space="0"/>
+                <w:bottom w:val="none" w:color="000000" w:sz="4" w:space="0"/>
+                <w:right w:val="none" w:color="000000" w:sz="4" w:space="0"/>
+              </w:pBdr>
+              <w:shd w:val="clear" w:color="ffffff" w:fill="ffffff"/>
+              <w:tabs>
+                <w:tab w:val="left" w:leader="none" w:pos="720"/>
+              </w:tabs>
+              <w:spacing w:after="0" w:before="0" w:line="360" w:lineRule="auto"/>
+              <w:ind/>
+              <w:rPr/>
+            </w:pPr>
+            <w:r>
+              <w:rPr>
+                <w:rFonts w:ascii="SimSun" w:hAnsi="SimSun" w:eastAsia="SimSun" w:cs="SimSun"/>
+                <w:b/>
+                <w:color w:val="000000"/>
+                <w:sz w:val="22"/>
+                <w:highlight w:val="white"/>
+              </w:rPr>
+              <w:t xml:space="preserve">2. 支持跳跃式分配</w:t>
+            </w:r>
+            <w:r>
+              <w:rPr>
+                <w:rFonts w:ascii="SimSun" w:hAnsi="SimSun" w:eastAsia="SimSun" w:cs="SimSun"/>
+                <w:color w:val="000000"/>
+                <w:sz w:val="22"/>
+                <w:highlight w:val="white"/>
+              </w:rPr>
+              <w:t xml:space="preserve">：支持不按顺序分配，可将PPT第1页和第5页分给同一科室，第2-4页分给另一科室</w:t>
+            </w:r>
+            <w:r/>
+          </w:p>
+          <w:p>
+            <w:pPr>
+              <w:pBdr>
+                <w:top w:val="none" w:color="000000" w:sz="4" w:space="0"/>
+                <w:left w:val="none" w:color="000000" w:sz="4" w:space="0"/>
+                <w:bottom w:val="none" w:color="000000" w:sz="4" w:space="0"/>
+                <w:right w:val="none" w:color="000000" w:sz="4" w:space="0"/>
+              </w:pBdr>
+              <w:shd w:val="clear" w:color="ffffff" w:fill="ffffff"/>
+              <w:spacing w:after="0" w:before="0" w:line="360" w:lineRule="auto"/>
+              <w:ind w:right="0" w:firstLine="0" w:left="0"/>
+              <w:rPr/>
+            </w:pPr>
+            <w:r>
+              <w:rPr>
+                <w:rFonts w:ascii="SimSun" w:hAnsi="SimSun" w:eastAsia="SimSun" w:cs="SimSun"/>
+                <w:color w:val="000000"/>
+                <w:sz w:val="22"/>
+                <w:highlight w:val="white"/>
+              </w:rPr>
+              <w:t xml:space="preserve"> </w:t>
+            </w:r>
+            <w:r/>
+          </w:p>
+          <w:p>
+            <w:pPr>
+              <w:pBdr>
+                <w:top w:val="none" w:color="000000" w:sz="4" w:space="0"/>
+                <w:left w:val="none" w:color="000000" w:sz="4" w:space="0"/>
+                <w:bottom w:val="none" w:color="000000" w:sz="4" w:space="0"/>
+                <w:right w:val="none" w:color="000000" w:sz="4" w:space="0"/>
+              </w:pBdr>
+              <w:shd w:val="clear" w:color="ffffff" w:fill="ffffff"/>
+              <w:spacing w:after="0" w:before="0" w:line="360" w:lineRule="auto"/>
+              <w:ind w:right="0" w:firstLine="0" w:left="0"/>
+              <w:rPr/>
+            </w:pPr>
+            <w:r>
+              <w:rPr>
+                <w:rFonts w:ascii="SimSun" w:hAnsi="SimSun" w:eastAsia="SimSun" w:cs="SimSun"/>
+                <w:b/>
+                <w:color w:val="000000"/>
+                <w:sz w:val="22"/>
+                <w:highlight w:val="white"/>
+              </w:rPr>
+              <w:t xml:space="preserve">3. 权限控制</w:t>
+            </w:r>
+            <w:r>
+              <w:rPr>
+                <w:rFonts w:ascii="SimSun" w:hAnsi="SimSun" w:eastAsia="SimSun" w:cs="SimSun"/>
+                <w:color w:val="000000"/>
+                <w:sz w:val="22"/>
+                <w:highlight w:val="white"/>
+              </w:rPr>
+              <w:t xml:space="preserve">：员工只能下载（模板）和上传自己负责的那几页，不能获取全部内容</w:t>
+            </w:r>
+            <w:r/>
+          </w:p>
+          <w:p>
+            <w:pPr>
+              <w:pBdr>
+                <w:top w:val="none" w:color="000000" w:sz="4" w:space="0"/>
+                <w:left w:val="none" w:color="000000" w:sz="4" w:space="0"/>
+                <w:bottom w:val="none" w:color="000000" w:sz="4" w:space="0"/>
+                <w:right w:val="none" w:color="000000" w:sz="4" w:space="0"/>
+              </w:pBdr>
+              <w:tabs>
+                <w:tab w:val="left" w:leader="none" w:pos="720"/>
+              </w:tabs>
+              <w:spacing w:after="100" w:before="100" w:line="360" w:lineRule="auto"/>
+              <w:ind w:right="0" w:firstLine="0" w:left="0"/>
+              <w:jc w:val="both"/>
+              <w:rPr/>
+            </w:pPr>
+            <w:r>
+              <w:rPr>
+                <w:rFonts w:ascii="SimSun" w:hAnsi="SimSun" w:eastAsia="SimSun" w:cs="SimSun"/>
+                <w:b/>
+                <w:color w:val="000000"/>
+                <w:sz w:val="22"/>
+                <w:highlight w:val="white"/>
+              </w:rPr>
+              <w:t xml:space="preserve">4. 驳回逻辑：</w:t>
+            </w:r>
+            <w:r>
+              <w:rPr>
+                <w:rFonts w:ascii="SimSun" w:hAnsi="SimSun" w:eastAsia="SimSun" w:cs="SimSun"/>
+                <w:color w:val="000000"/>
+                <w:sz w:val="22"/>
+              </w:rPr>
+              <w:t xml:space="preserve">如被驳回，直接退回填报人（不经过中间层级），填报人修改后重新提交，需重新走完整审核流程</w:t>
+            </w:r>
+            <w:r/>
+          </w:p>
+          <w:p>
+            <w:pPr>
+              <w:numPr>
+                <w:ilvl w:val="0"/>
+                <w:numId w:val="3"/>
+              </w:numPr>
+              <w:pBdr>
+                <w:top w:val="none" w:color="000000" w:sz="4" w:space="0"/>
+                <w:left w:val="none" w:color="000000" w:sz="4" w:space="0"/>
+                <w:bottom w:val="none" w:color="000000" w:sz="4" w:space="0"/>
+                <w:right w:val="none" w:color="000000" w:sz="4" w:space="0"/>
+              </w:pBdr>
+              <w:tabs>
+                <w:tab w:val="left" w:leader="none" w:pos="720"/>
+              </w:tabs>
+              <w:spacing w:after="0" w:before="0" w:line="360" w:lineRule="auto"/>
+              <w:ind/>
+              <w:jc w:val="both"/>
+              <w:rPr/>
+            </w:pPr>
+            <w:r>
+              <w:rPr>
+                <w:rFonts w:ascii="SimSun" w:hAnsi="SimSun" w:eastAsia="SimSun" w:cs="SimSun"/>
+                <w:color w:val="000000"/>
+                <w:sz w:val="24"/>
+              </w:rPr>
+              <w:t xml:space="preserve">5.</w:t>
+            </w:r>
+            <w:r>
+              <w:rPr>
+                <w:rFonts w:ascii="SimSun" w:hAnsi="SimSun" w:eastAsia="SimSun" w:cs="SimSun"/>
+                <w:b/>
+                <w:color w:val="000000"/>
+                <w:sz w:val="22"/>
+                <w:highlight w:val="white"/>
+              </w:rPr>
+              <w:t xml:space="preserve">冲突管理</w:t>
+            </w:r>
+            <w:r>
+              <w:rPr>
+                <w:rFonts w:ascii="SimSun" w:hAnsi="SimSun" w:eastAsia="SimSun" w:cs="SimSun"/>
+                <w:color w:val="000000"/>
+                <w:sz w:val="24"/>
+              </w:rPr>
+              <w:t xml:space="preserve">：</w:t>
+            </w:r>
+            <w:r>
+              <w:rPr>
+                <w:rFonts w:ascii="SimSun" w:hAnsi="SimSun" w:eastAsia="SimSun" w:cs="SimSun"/>
+                <w:color w:val="000000"/>
+                <w:sz w:val="22"/>
+              </w:rPr>
+              <w:t xml:space="preserve">存在多个科室负责同一页 PPT 的情况，这个时候需要重点解决版本覆盖与数据一致性问题，否则很容易出现内容丢失或责任不清的情况。</w:t>
+            </w:r>
+            <w:r/>
+          </w:p>
+          <w:p>
+            <w:pPr>
+              <w:numPr>
+                <w:ilvl w:val="0"/>
+                <w:numId w:val="3"/>
+              </w:numPr>
+              <w:pBdr>
+                <w:top w:val="none" w:color="000000" w:sz="4" w:space="0"/>
+                <w:left w:val="none" w:color="000000" w:sz="4" w:space="0"/>
+                <w:bottom w:val="none" w:color="000000" w:sz="4" w:space="0"/>
+                <w:right w:val="none" w:color="000000" w:sz="4" w:space="0"/>
+              </w:pBdr>
+              <w:tabs>
+                <w:tab w:val="left" w:leader="none" w:pos="720"/>
+              </w:tabs>
+              <w:spacing w:after="0" w:before="0" w:line="360" w:lineRule="auto"/>
+              <w:ind/>
+              <w:jc w:val="both"/>
+              <w:rPr/>
+            </w:pPr>
+            <w:r>
+              <w:rPr>
+                <w:rFonts w:ascii="SimSun" w:hAnsi="SimSun" w:eastAsia="SimSun" w:cs="SimSun"/>
+                <w:color w:val="000000"/>
+                <w:sz w:val="22"/>
+              </w:rPr>
+              <w:t xml:space="preserve">例如设备科和生产科分别下载同一版本进行编辑，若一方先上传生成新版本，另一方再基于旧版本上传，就会直接覆盖已更新内容，导致数据丢失。(类似于git版本控制）</w:t>
+            </w:r>
+            <w:r/>
+          </w:p>
+          <w:p>
+            <w:pPr>
+              <w:pBdr>
+                <w:top w:val="none" w:color="000000" w:sz="4" w:space="0"/>
+                <w:left w:val="none" w:color="000000" w:sz="4" w:space="0"/>
+                <w:bottom w:val="none" w:color="000000" w:sz="4" w:space="0"/>
+                <w:right w:val="none" w:color="000000" w:sz="4" w:space="0"/>
+              </w:pBdr>
+              <w:tabs>
+                <w:tab w:val="left" w:leader="none" w:pos="720"/>
+              </w:tabs>
+              <w:spacing w:after="0" w:before="0" w:line="360" w:lineRule="auto"/>
+              <w:ind w:right="0" w:firstLine="0" w:left="0"/>
+              <w:jc w:val="both"/>
+              <w:rPr/>
+            </w:pPr>
+            <w:r>
+              <w:rPr>
+                <w:rFonts w:ascii="SimSun" w:hAnsi="SimSun" w:eastAsia="SimSun" w:cs="SimSun"/>
+                <w:b/>
+                <w:color w:val="2d54a0"/>
+                <w:sz w:val="22"/>
+              </w:rPr>
+              <w:t xml:space="preserve">方案一：在线协同编辑</w:t>
+            </w:r>
+            <w:r/>
+          </w:p>
+          <w:p>
+            <w:pPr>
+              <w:pBdr>
+                <w:top w:val="none" w:color="000000" w:sz="4" w:space="0"/>
+                <w:left w:val="none" w:color="000000" w:sz="4" w:space="0"/>
+                <w:bottom w:val="none" w:color="000000" w:sz="4" w:space="0"/>
+                <w:right w:val="none" w:color="000000" w:sz="4" w:space="0"/>
+              </w:pBdr>
+              <w:tabs>
+                <w:tab w:val="left" w:leader="none" w:pos="720"/>
+              </w:tabs>
+              <w:spacing w:after="0" w:before="0" w:line="360" w:lineRule="auto"/>
+              <w:ind w:right="0" w:firstLine="0" w:left="0"/>
+              <w:jc w:val="both"/>
+              <w:rPr/>
+            </w:pPr>
+            <w:r>
+              <w:rPr>
+                <w:rFonts w:ascii="SimSun" w:hAnsi="SimSun" w:eastAsia="SimSun" w:cs="SimSun"/>
+                <w:b/>
+                <w:color w:val="2d54a0"/>
+                <w:sz w:val="22"/>
+              </w:rPr>
+              <w:t xml:space="preserve">方案二：员工私下处理好后安排一人上传</w:t>
+            </w:r>
+            <w:r/>
+          </w:p>
+        </w:tc>
+      </w:tr>
+      <w:tr>
+        <w:trPr>
+          <w:trHeight w:val="3493"/>
+        </w:trPr>
+        <w:tc>
+          <w:tcPr>
+            <w:tcBorders>
+              <w:left w:val="single" w:color="000000" w:sz="8" w:space="0"/>
+              <w:bottom w:val="single" w:color="000000" w:sz="8" w:space="0"/>
+              <w:right w:val="single" w:color="000000" w:sz="8" w:space="0"/>
+            </w:tcBorders>
+            <w:tcMar>
+              <w:left w:w="108" w:type="dxa"/>
+              <w:top w:w="0" w:type="dxa"/>
+              <w:right w:w="108" w:type="dxa"/>
+              <w:bottom w:w="0" w:type="dxa"/>
+            </w:tcMar>
+            <w:tcW w:w="1142" w:type="dxa"/>
+            <w:vAlign w:val="top"/>
+          </w:tcPr>
+          <w:p>
+            <w:pPr>
+              <w:pBdr>
+                <w:top w:val="none" w:color="000000" w:sz="4" w:space="0"/>
+                <w:left w:val="none" w:color="000000" w:sz="4" w:space="0"/>
+                <w:bottom w:val="none" w:color="000000" w:sz="4" w:space="0"/>
+                <w:right w:val="none" w:color="000000" w:sz="4" w:space="0"/>
+              </w:pBdr>
+              <w:spacing w:line="360" w:lineRule="auto"/>
+              <w:ind w:right="0" w:firstLine="0" w:left="0"/>
+              <w:jc w:val="both"/>
+              <w:rPr/>
+            </w:pPr>
+            <w:r>
+              <w:rPr>
+                <w:rFonts w:ascii="SimSun" w:hAnsi="SimSun" w:eastAsia="SimSun" w:cs="SimSun"/>
+                <w:b/>
+                <w:color w:val="000000"/>
+                <w:sz w:val="22"/>
+              </w:rPr>
+              <w:t xml:space="preserve">Word在线协作编辑</w:t>
+            </w:r>
+            <w:r/>
+          </w:p>
+        </w:tc>
+        <w:tc>
+          <w:tcPr>
+            <w:tcBorders>
+              <w:left w:val="single" w:color="000000" w:sz="8" w:space="0"/>
+              <w:bottom w:val="single" w:color="000000" w:sz="8" w:space="0"/>
+              <w:right w:val="single" w:color="000000" w:sz="8" w:space="0"/>
+            </w:tcBorders>
+            <w:tcMar>
+              <w:left w:w="108" w:type="dxa"/>
+              <w:top w:w="0" w:type="dxa"/>
+              <w:right w:w="108" w:type="dxa"/>
+              <w:bottom w:w="0" w:type="dxa"/>
+            </w:tcMar>
+            <w:tcW w:w="7139" w:type="dxa"/>
+            <w:vAlign w:val="top"/>
+          </w:tcPr>
+          <w:p>
+            <w:pPr>
+              <w:pBdr>
+                <w:top w:val="none" w:color="000000" w:sz="4" w:space="0"/>
+                <w:left w:val="none" w:color="000000" w:sz="4" w:space="0"/>
+                <w:bottom w:val="none" w:color="000000" w:sz="4" w:space="0"/>
+                <w:right w:val="none" w:color="000000" w:sz="4" w:space="0"/>
+              </w:pBdr>
+              <w:spacing w:line="360" w:lineRule="auto"/>
+              <w:ind w:right="0" w:firstLine="0" w:left="0"/>
+              <w:jc w:val="both"/>
+              <w:rPr/>
+            </w:pPr>
+            <w:r>
+              <w:rPr>
+                <w:rFonts w:ascii="SimSun" w:hAnsi="SimSun" w:eastAsia="SimSun" w:cs="SimSun"/>
+                <w:color w:val="000000"/>
+                <w:sz w:val="22"/>
+              </w:rPr>
+              <w:t xml:space="preserve">需求暂不明确，待定</w:t>
+            </w:r>
+            <w:r/>
+          </w:p>
+          <w:p>
+            <w:pPr>
+              <w:numPr>
+                <w:ilvl w:val="0"/>
+                <w:numId w:val="4"/>
+              </w:numPr>
+              <w:pBdr>
+                <w:top w:val="none" w:color="000000" w:sz="4" w:space="0"/>
+                <w:left w:val="none" w:color="000000" w:sz="4" w:space="0"/>
+                <w:bottom w:val="none" w:color="000000" w:sz="4" w:space="0"/>
+                <w:right w:val="none" w:color="000000" w:sz="4" w:space="0"/>
+              </w:pBdr>
+              <w:tabs>
+                <w:tab w:val="left" w:leader="none" w:pos="720"/>
+              </w:tabs>
+              <w:spacing w:after="96" w:before="0"/>
+              <w:ind/>
+              <w:jc w:val="both"/>
+              <w:rPr/>
+            </w:pPr>
+            <w:r>
+              <w:rPr>
+                <w:rFonts w:ascii="SimSun" w:hAnsi="SimSun" w:eastAsia="SimSun" w:cs="SimSun"/>
+                <w:b/>
+                <w:color w:val="000000"/>
+                <w:sz w:val="24"/>
+              </w:rPr>
+              <w:t xml:space="preserve">难点：</w:t>
+            </w:r>
+            <w:r/>
+          </w:p>
+          <w:p>
+            <w:pPr>
+              <w:numPr>
+                <w:ilvl w:val="0"/>
+                <w:numId w:val="5"/>
+              </w:numPr>
+              <w:pBdr>
+                <w:top w:val="none" w:color="000000" w:sz="4" w:space="0"/>
+                <w:left w:val="none" w:color="000000" w:sz="4" w:space="0"/>
+                <w:bottom w:val="none" w:color="000000" w:sz="4" w:space="0"/>
+                <w:right w:val="none" w:color="000000" w:sz="4" w:space="0"/>
+              </w:pBdr>
+              <w:spacing/>
+              <w:ind/>
+              <w:rPr/>
+            </w:pPr>
+            <w:r>
+              <w:rPr>
+                <w:rFonts w:ascii="SimSun" w:hAnsi="SimSun" w:eastAsia="SimSun" w:cs="SimSun"/>
+                <w:color w:val="000000"/>
+                <w:sz w:val="22"/>
+              </w:rPr>
+              <w:t xml:space="preserve">PPT拆分相对清晰（按页），但Word按段落拆分边界模糊</w:t>
+            </w:r>
+            <w:r/>
+          </w:p>
+          <w:p>
+            <w:pPr>
+              <w:numPr>
+                <w:ilvl w:val="0"/>
+                <w:numId w:val="5"/>
+              </w:numPr>
+              <w:pBdr>
+                <w:top w:val="none" w:color="000000" w:sz="4" w:space="0"/>
+                <w:left w:val="none" w:color="000000" w:sz="4" w:space="0"/>
+                <w:bottom w:val="none" w:color="000000" w:sz="4" w:space="0"/>
+                <w:right w:val="none" w:color="000000" w:sz="4" w:space="0"/>
+              </w:pBdr>
+              <w:spacing w:line="360" w:lineRule="auto"/>
+              <w:ind/>
+              <w:rPr/>
+            </w:pPr>
+            <w:r>
+              <w:rPr>
+                <w:rFonts w:ascii="SimSun" w:hAnsi="SimSun" w:eastAsia="SimSun" w:cs="SimSun"/>
+                <w:color w:val="000000"/>
+                <w:sz w:val="22"/>
+              </w:rPr>
+              <w:t xml:space="preserve">如果一段内容变多，可能跨到下一页，影响分页</w:t>
+            </w:r>
+            <w:r/>
+          </w:p>
+          <w:p>
+            <w:pPr>
+              <w:numPr>
+                <w:ilvl w:val="0"/>
+                <w:numId w:val="5"/>
+              </w:numPr>
+              <w:pBdr>
+                <w:top w:val="none" w:color="000000" w:sz="4" w:space="0"/>
+                <w:left w:val="none" w:color="000000" w:sz="4" w:space="0"/>
+                <w:bottom w:val="none" w:color="000000" w:sz="4" w:space="0"/>
+                <w:right w:val="none" w:color="000000" w:sz="4" w:space="0"/>
+              </w:pBdr>
+              <w:spacing w:line="360" w:lineRule="auto"/>
+              <w:ind/>
+              <w:rPr/>
+            </w:pPr>
+            <w:r>
+              <w:rPr>
+                <w:rFonts w:ascii="SimSun" w:hAnsi="SimSun" w:eastAsia="SimSun" w:cs="SimSun"/>
+                <w:color w:val="000000"/>
+                <w:sz w:val="22"/>
+              </w:rPr>
+              <w:t xml:space="preserve">某一段只能由某个科室编辑，其他科室不能看也不能改，领导审核前，不想让其他科室看到内容，在线编辑时无法控制段落级权限</w:t>
+            </w:r>
+            <w:r/>
+          </w:p>
+        </w:tc>
+      </w:tr>
+      <w:tr>
+        <w:trPr/>
+        <w:tc>
+          <w:tcPr>
+            <w:tcBorders>
+              <w:left w:val="single" w:color="000000" w:sz="8" w:space="0"/>
+              <w:bottom w:val="single" w:color="000000" w:sz="8" w:space="0"/>
+              <w:right w:val="single" w:color="000000" w:sz="8" w:space="0"/>
+            </w:tcBorders>
+            <w:tcMar>
+              <w:left w:w="108" w:type="dxa"/>
+              <w:top w:w="0" w:type="dxa"/>
+              <w:right w:w="108" w:type="dxa"/>
+              <w:bottom w:w="0" w:type="dxa"/>
+            </w:tcMar>
+            <w:tcW w:w="1142" w:type="dxa"/>
+            <w:vAlign w:val="top"/>
+          </w:tcPr>
+          <w:p>
+            <w:pPr>
+              <w:pBdr>
+                <w:top w:val="none" w:color="000000" w:sz="4" w:space="0"/>
+                <w:left w:val="none" w:color="000000" w:sz="4" w:space="0"/>
+                <w:bottom w:val="none" w:color="000000" w:sz="4" w:space="0"/>
+                <w:right w:val="none" w:color="000000" w:sz="4" w:space="0"/>
+              </w:pBdr>
+              <w:spacing w:line="360" w:lineRule="auto"/>
+              <w:ind w:right="0" w:firstLine="0" w:left="0"/>
+              <w:jc w:val="both"/>
+              <w:rPr/>
+            </w:pPr>
+            <w:r>
+              <w:rPr>
+                <w:rFonts w:ascii="SimSun" w:hAnsi="SimSun" w:eastAsia="SimSun" w:cs="SimSun"/>
+                <w:b/>
+                <w:color w:val="000000"/>
+                <w:sz w:val="22"/>
+              </w:rPr>
+              <w:t xml:space="preserve">用户/部门/权限管理</w:t>
+            </w:r>
+            <w:r/>
+          </w:p>
+        </w:tc>
+        <w:tc>
+          <w:tcPr>
+            <w:tcBorders>
+              <w:left w:val="single" w:color="000000" w:sz="8" w:space="0"/>
+              <w:bottom w:val="single" w:color="000000" w:sz="8" w:space="0"/>
+              <w:right w:val="single" w:color="000000" w:sz="8" w:space="0"/>
+            </w:tcBorders>
+            <w:tcMar>
+              <w:left w:w="108" w:type="dxa"/>
+              <w:top w:w="0" w:type="dxa"/>
+              <w:right w:w="108" w:type="dxa"/>
+              <w:bottom w:w="0" w:type="dxa"/>
+            </w:tcMar>
+            <w:tcW w:w="7139" w:type="dxa"/>
+            <w:vAlign w:val="top"/>
+          </w:tcPr>
+          <w:p>
+            <w:pPr>
+              <w:numPr>
+                <w:ilvl w:val="0"/>
+                <w:numId w:val="3"/>
+              </w:numPr>
+              <w:pBdr>
+                <w:top w:val="none" w:color="000000" w:sz="4" w:space="0"/>
+                <w:left w:val="none" w:color="000000" w:sz="4" w:space="0"/>
+                <w:bottom w:val="none" w:color="000000" w:sz="4" w:space="0"/>
+                <w:right w:val="none" w:color="000000" w:sz="4" w:space="0"/>
+              </w:pBdr>
+              <w:tabs>
+                <w:tab w:val="left" w:leader="none" w:pos="720"/>
+              </w:tabs>
+              <w:spacing w:after="0" w:before="0" w:line="360" w:lineRule="auto"/>
+              <w:ind/>
+              <w:jc w:val="both"/>
+              <w:rPr/>
+            </w:pPr>
+            <w:r>
+              <w:rPr>
+                <w:rFonts w:ascii="SimSun" w:hAnsi="SimSun" w:eastAsia="SimSun" w:cs="SimSun"/>
+                <w:b/>
+                <w:color w:val="000000"/>
+                <w:sz w:val="24"/>
+              </w:rPr>
+              <w:t xml:space="preserve">1.层级划分：</w:t>
+            </w:r>
+            <w:r/>
+          </w:p>
+          <w:p>
+            <w:pPr>
+              <w:numPr>
+                <w:ilvl w:val="0"/>
+                <w:numId w:val="6"/>
+              </w:numPr>
+              <w:pBdr>
+                <w:top w:val="none" w:color="000000" w:sz="4" w:space="0"/>
+                <w:left w:val="none" w:color="000000" w:sz="4" w:space="0"/>
+                <w:bottom w:val="none" w:color="000000" w:sz="4" w:space="0"/>
+                <w:right w:val="none" w:color="000000" w:sz="4" w:space="0"/>
+              </w:pBdr>
+              <w:spacing w:after="0" w:before="0" w:line="360" w:lineRule="auto"/>
+              <w:ind/>
+              <w:jc w:val="both"/>
+              <w:rPr/>
+            </w:pPr>
+            <w:r>
+              <w:rPr>
+                <w:rFonts w:ascii="SimSun" w:hAnsi="SimSun" w:eastAsia="SimSun" w:cs="SimSun"/>
+                <w:b/>
+                <w:color w:val="000000"/>
+                <w:sz w:val="22"/>
+              </w:rPr>
+              <w:t xml:space="preserve">部级层级</w:t>
+            </w:r>
+            <w:r>
+              <w:rPr>
+                <w:rFonts w:ascii="SimSun" w:hAnsi="SimSun" w:eastAsia="SimSun" w:cs="SimSun"/>
+                <w:color w:val="000000"/>
+                <w:sz w:val="22"/>
+              </w:rPr>
+              <w:t xml:space="preserve">：划分为普通职员、室主任、分管副部长、设备部长四个职级</w:t>
+            </w:r>
+            <w:r/>
+          </w:p>
+          <w:p>
+            <w:pPr>
+              <w:numPr>
+                <w:ilvl w:val="0"/>
+                <w:numId w:val="6"/>
+              </w:numPr>
+              <w:pBdr>
+                <w:top w:val="none" w:color="000000" w:sz="4" w:space="0"/>
+                <w:left w:val="none" w:color="000000" w:sz="4" w:space="0"/>
+                <w:bottom w:val="none" w:color="000000" w:sz="4" w:space="0"/>
+                <w:right w:val="none" w:color="000000" w:sz="4" w:space="0"/>
+              </w:pBdr>
+              <w:spacing w:after="0" w:before="0" w:line="360" w:lineRule="auto"/>
+              <w:ind/>
+              <w:jc w:val="both"/>
+              <w:rPr/>
+            </w:pPr>
+            <w:r>
+              <w:rPr>
+                <w:rFonts w:ascii="SimSun" w:hAnsi="SimSun" w:eastAsia="SimSun" w:cs="SimSun"/>
+                <w:b/>
+                <w:color w:val="000000"/>
+                <w:sz w:val="22"/>
+              </w:rPr>
+              <w:t xml:space="preserve">厂级层级</w:t>
+            </w:r>
+            <w:r>
+              <w:rPr>
+                <w:rFonts w:ascii="SimSun" w:hAnsi="SimSun" w:eastAsia="SimSun" w:cs="SimSun"/>
+                <w:color w:val="000000"/>
+                <w:sz w:val="22"/>
+              </w:rPr>
+              <w:t xml:space="preserve">：划分为普通职员、设备组长、设备厂长三个职级</w:t>
+            </w:r>
+            <w:r/>
+          </w:p>
+          <w:p>
+            <w:pPr>
+              <w:numPr>
+                <w:ilvl w:val="0"/>
+                <w:numId w:val="3"/>
+              </w:numPr>
+              <w:pBdr>
+                <w:top w:val="none" w:color="000000" w:sz="4" w:space="0"/>
+                <w:left w:val="none" w:color="000000" w:sz="4" w:space="0"/>
+                <w:bottom w:val="none" w:color="000000" w:sz="4" w:space="0"/>
+                <w:right w:val="none" w:color="000000" w:sz="4" w:space="0"/>
+              </w:pBdr>
+              <w:tabs>
+                <w:tab w:val="left" w:leader="none" w:pos="720"/>
+              </w:tabs>
+              <w:spacing w:after="0" w:before="0" w:line="360" w:lineRule="auto"/>
+              <w:ind/>
+              <w:jc w:val="both"/>
+              <w:rPr/>
+            </w:pPr>
+            <w:r>
+              <w:rPr>
+                <w:rFonts w:ascii="SimSun" w:hAnsi="SimSun" w:eastAsia="SimSun" w:cs="SimSun"/>
+                <w:b/>
+                <w:color w:val="000000"/>
+                <w:sz w:val="24"/>
+              </w:rPr>
+              <w:t xml:space="preserve">2.职能查看范围</w:t>
+            </w:r>
+            <w:r>
+              <w:rPr>
+                <w:rFonts w:ascii="SimSun" w:hAnsi="SimSun" w:eastAsia="SimSun" w:cs="SimSun"/>
+                <w:color w:val="000000"/>
+                <w:sz w:val="24"/>
+              </w:rPr>
+              <w:t xml:space="preserve">：</w:t>
+            </w:r>
+            <w:r/>
+          </w:p>
+          <w:p>
+            <w:pPr>
+              <w:numPr>
+                <w:ilvl w:val="0"/>
+                <w:numId w:val="7"/>
+              </w:numPr>
+              <w:pBdr>
+                <w:top w:val="none" w:color="000000" w:sz="4" w:space="0"/>
+                <w:left w:val="none" w:color="000000" w:sz="4" w:space="0"/>
+                <w:bottom w:val="none" w:color="000000" w:sz="4" w:space="0"/>
+                <w:right w:val="none" w:color="000000" w:sz="4" w:space="0"/>
+              </w:pBdr>
+              <w:spacing w:after="0" w:before="0" w:line="360" w:lineRule="auto"/>
+              <w:ind/>
+              <w:jc w:val="both"/>
+              <w:rPr/>
+            </w:pPr>
+            <w:r>
+              <w:rPr>
+                <w:rFonts w:ascii="SimSun" w:hAnsi="SimSun" w:eastAsia="SimSun" w:cs="SimSun"/>
+                <w:b/>
+                <w:color w:val="000000"/>
+                <w:sz w:val="22"/>
+              </w:rPr>
+              <w:t xml:space="preserve">部长</w:t>
+            </w:r>
+            <w:r>
+              <w:rPr>
+                <w:rFonts w:ascii="SimSun" w:hAnsi="SimSun" w:eastAsia="SimSun" w:cs="SimSun"/>
+                <w:color w:val="000000"/>
+                <w:sz w:val="22"/>
+              </w:rPr>
+              <w:t xml:space="preserve">：可以查看平台内所有的任务内容</w:t>
+            </w:r>
+            <w:r/>
+          </w:p>
+          <w:p>
+            <w:pPr>
+              <w:numPr>
+                <w:ilvl w:val="0"/>
+                <w:numId w:val="7"/>
+              </w:numPr>
+              <w:pBdr>
+                <w:top w:val="none" w:color="000000" w:sz="4" w:space="0"/>
+                <w:left w:val="none" w:color="000000" w:sz="4" w:space="0"/>
+                <w:bottom w:val="none" w:color="000000" w:sz="4" w:space="0"/>
+                <w:right w:val="none" w:color="000000" w:sz="4" w:space="0"/>
+              </w:pBdr>
+              <w:spacing w:after="0" w:before="0" w:line="360" w:lineRule="auto"/>
+              <w:ind/>
+              <w:jc w:val="both"/>
+              <w:rPr/>
+            </w:pPr>
+            <w:r>
+              <w:rPr>
+                <w:rFonts w:ascii="SimSun" w:hAnsi="SimSun" w:eastAsia="SimSun" w:cs="SimSun"/>
+                <w:b/>
+                <w:color w:val="000000"/>
+                <w:sz w:val="22"/>
+              </w:rPr>
+              <w:t xml:space="preserve">主任</w:t>
+            </w:r>
+            <w:r>
+              <w:rPr>
+                <w:rFonts w:ascii="SimSun" w:hAnsi="SimSun" w:eastAsia="SimSun" w:cs="SimSun"/>
+                <w:color w:val="000000"/>
+                <w:sz w:val="22"/>
+              </w:rPr>
+              <w:t xml:space="preserve">：仅能看到所属科室内部的相关任务 </w:t>
+            </w:r>
+            <w:r/>
+          </w:p>
+          <w:p>
+            <w:pPr>
+              <w:numPr>
+                <w:ilvl w:val="0"/>
+                <w:numId w:val="7"/>
+              </w:numPr>
+              <w:pBdr>
+                <w:top w:val="none" w:color="000000" w:sz="4" w:space="0"/>
+                <w:left w:val="none" w:color="000000" w:sz="4" w:space="0"/>
+                <w:bottom w:val="none" w:color="000000" w:sz="4" w:space="0"/>
+                <w:right w:val="none" w:color="000000" w:sz="4" w:space="0"/>
+              </w:pBdr>
+              <w:spacing w:after="0" w:before="0" w:line="360" w:lineRule="auto"/>
+              <w:ind/>
+              <w:jc w:val="both"/>
+              <w:rPr/>
+            </w:pPr>
+            <w:r>
+              <w:rPr>
+                <w:rFonts w:ascii="SimSun" w:hAnsi="SimSun" w:eastAsia="SimSun" w:cs="SimSun"/>
+                <w:b/>
+                <w:color w:val="000000"/>
+                <w:sz w:val="22"/>
+              </w:rPr>
+              <w:t xml:space="preserve">职员</w:t>
+            </w:r>
+            <w:r>
+              <w:rPr>
+                <w:rFonts w:ascii="SimSun" w:hAnsi="SimSun" w:eastAsia="SimSun" w:cs="SimSun"/>
+                <w:color w:val="000000"/>
+                <w:sz w:val="22"/>
+              </w:rPr>
+              <w:t xml:space="preserve">：仅能看到自己负责的具体任务</w:t>
+            </w:r>
+            <w:r/>
+          </w:p>
+          <w:p>
+            <w:pPr>
+              <w:pBdr>
+                <w:top w:val="none" w:color="000000" w:sz="4" w:space="0"/>
+                <w:left w:val="none" w:color="000000" w:sz="4" w:space="0"/>
+                <w:bottom w:val="none" w:color="000000" w:sz="4" w:space="0"/>
+                <w:right w:val="none" w:color="000000" w:sz="4" w:space="0"/>
+              </w:pBdr>
+              <w:spacing w:after="0" w:before="0" w:line="360" w:lineRule="auto"/>
+              <w:ind w:right="0" w:firstLine="0" w:left="0"/>
+              <w:jc w:val="both"/>
+              <w:rPr/>
+            </w:pPr>
+            <w:r>
+              <w:rPr>
+                <w:rFonts w:ascii="SimSun" w:hAnsi="SimSun" w:eastAsia="SimSun" w:cs="SimSun"/>
+                <w:color w:val="000000"/>
+                <w:sz w:val="24"/>
+              </w:rPr>
+              <w:t xml:space="preserve"> </w:t>
+            </w:r>
+            <w:r/>
+          </w:p>
+          <w:p>
+            <w:pPr>
+              <w:numPr>
+                <w:ilvl w:val="0"/>
+                <w:numId w:val="3"/>
+              </w:numPr>
+              <w:pBdr>
+                <w:top w:val="none" w:color="000000" w:sz="4" w:space="0"/>
+                <w:left w:val="none" w:color="000000" w:sz="4" w:space="0"/>
+                <w:bottom w:val="none" w:color="000000" w:sz="4" w:space="0"/>
+                <w:right w:val="none" w:color="000000" w:sz="4" w:space="0"/>
+              </w:pBdr>
+              <w:tabs>
+                <w:tab w:val="left" w:leader="none" w:pos="720"/>
+              </w:tabs>
+              <w:spacing w:after="0" w:before="0" w:line="360" w:lineRule="auto"/>
+              <w:ind/>
+              <w:jc w:val="both"/>
+              <w:rPr/>
+            </w:pPr>
+            <w:r>
+              <w:rPr>
+                <w:rFonts w:ascii="SimSun" w:hAnsi="SimSun" w:eastAsia="SimSun" w:cs="SimSun"/>
+                <w:b/>
+                <w:color w:val="000000"/>
+                <w:sz w:val="22"/>
+              </w:rPr>
+              <w:t xml:space="preserve">3.特殊角色兼容</w:t>
+            </w:r>
+            <w:r>
+              <w:rPr>
+                <w:rFonts w:ascii="SimSun" w:hAnsi="SimSun" w:eastAsia="SimSun" w:cs="SimSun"/>
+                <w:color w:val="000000"/>
+                <w:sz w:val="22"/>
+              </w:rPr>
+              <w:t xml:space="preserve">：存在领导同时兼任“室主任”和“部长”的情况，系统需支持同一人行使多重角色的审批权</w:t>
+            </w:r>
+            <w:r/>
+          </w:p>
+          <w:p>
+            <w:pPr>
+              <w:numPr>
+                <w:ilvl w:val="0"/>
+                <w:numId w:val="3"/>
+              </w:numPr>
+              <w:pBdr>
+                <w:top w:val="none" w:color="000000" w:sz="4" w:space="0"/>
+                <w:left w:val="none" w:color="000000" w:sz="4" w:space="0"/>
+                <w:bottom w:val="none" w:color="000000" w:sz="4" w:space="0"/>
+                <w:right w:val="none" w:color="000000" w:sz="4" w:space="0"/>
+              </w:pBdr>
+              <w:tabs>
+                <w:tab w:val="left" w:leader="none" w:pos="720"/>
+              </w:tabs>
+              <w:spacing w:after="0" w:before="0" w:line="360" w:lineRule="auto"/>
+              <w:ind/>
+              <w:jc w:val="both"/>
+              <w:rPr/>
+            </w:pPr>
+            <w:r>
+              <w:rPr>
+                <w:rFonts w:ascii="SimSun" w:hAnsi="SimSun" w:eastAsia="SimSun" w:cs="SimSun"/>
+                <w:b/>
+                <w:strike/>
+                <w:color w:val="2d54a0"/>
+                <w:sz w:val="24"/>
+              </w:rPr>
+              <w:t xml:space="preserve">方案一：多身份切换</w:t>
+            </w:r>
+            <w:r/>
+          </w:p>
+          <w:p>
+            <w:pPr>
+              <w:numPr>
+                <w:ilvl w:val="0"/>
+                <w:numId w:val="8"/>
+              </w:numPr>
+              <w:pBdr>
+                <w:top w:val="none" w:color="000000" w:sz="4" w:space="0"/>
+                <w:left w:val="none" w:color="000000" w:sz="4" w:space="0"/>
+                <w:bottom w:val="none" w:color="000000" w:sz="4" w:space="0"/>
+                <w:right w:val="none" w:color="000000" w:sz="4" w:space="0"/>
+              </w:pBdr>
+              <w:spacing w:after="0" w:before="0" w:line="360" w:lineRule="auto"/>
+              <w:ind/>
+              <w:jc w:val="both"/>
+              <w:rPr/>
+            </w:pPr>
+            <w:r>
+              <w:rPr>
+                <w:rFonts w:ascii="SimSun" w:hAnsi="SimSun" w:eastAsia="SimSun" w:cs="SimSun"/>
+                <w:b/>
+                <w:strike/>
+                <w:color w:val="000000"/>
+                <w:sz w:val="22"/>
+              </w:rPr>
+              <w:t xml:space="preserve">登录时选择：</w:t>
+            </w:r>
+            <w:r>
+              <w:rPr>
+                <w:rFonts w:ascii="SimSun" w:hAnsi="SimSun" w:eastAsia="SimSun" w:cs="SimSun"/>
+                <w:strike/>
+                <w:color w:val="000000"/>
+                <w:sz w:val="22"/>
+              </w:rPr>
+              <w:t xml:space="preserve">若用户拥有多个身份（角色），登录成功后，系统应提供入口，允许用户选择以何种身份进入平台。</w:t>
+            </w:r>
+            <w:r/>
+          </w:p>
+          <w:p>
+            <w:pPr>
+              <w:numPr>
+                <w:ilvl w:val="0"/>
+                <w:numId w:val="8"/>
+              </w:numPr>
+              <w:pBdr>
+                <w:top w:val="none" w:color="000000" w:sz="4" w:space="0"/>
+                <w:left w:val="none" w:color="000000" w:sz="4" w:space="0"/>
+                <w:bottom w:val="none" w:color="000000" w:sz="4" w:space="0"/>
+                <w:right w:val="none" w:color="000000" w:sz="4" w:space="0"/>
+              </w:pBdr>
+              <w:spacing w:after="0" w:before="0" w:line="360" w:lineRule="auto"/>
+              <w:ind/>
+              <w:jc w:val="both"/>
+              <w:rPr/>
+            </w:pPr>
+            <w:r>
+              <w:rPr>
+                <w:rFonts w:ascii="SimSun" w:hAnsi="SimSun" w:eastAsia="SimSun" w:cs="SimSun"/>
+                <w:b/>
+                <w:strike/>
+                <w:color w:val="000000"/>
+                <w:sz w:val="22"/>
+              </w:rPr>
+              <w:t xml:space="preserve">使用中切换：</w:t>
+            </w:r>
+            <w:r>
+              <w:rPr>
+                <w:rFonts w:ascii="SimSun" w:hAnsi="SimSun" w:eastAsia="SimSun" w:cs="SimSun"/>
+                <w:strike/>
+                <w:color w:val="000000"/>
+                <w:sz w:val="22"/>
+              </w:rPr>
+              <w:t xml:space="preserve">用户登录后，可在“用户中心”随时切换至其拥有的其他身份，无需退出重新登录。</w:t>
+            </w:r>
+            <w:r/>
+          </w:p>
+          <w:p>
+            <w:pPr>
+              <w:numPr>
+                <w:ilvl w:val="0"/>
+                <w:numId w:val="3"/>
+              </w:numPr>
+              <w:pBdr>
+                <w:top w:val="none" w:color="000000" w:sz="4" w:space="0"/>
+                <w:left w:val="none" w:color="000000" w:sz="4" w:space="0"/>
+                <w:bottom w:val="none" w:color="000000" w:sz="4" w:space="0"/>
+                <w:right w:val="none" w:color="000000" w:sz="4" w:space="0"/>
+              </w:pBdr>
+              <w:tabs>
+                <w:tab w:val="left" w:leader="none" w:pos="720"/>
+              </w:tabs>
+              <w:spacing w:after="0" w:before="0" w:line="360" w:lineRule="auto"/>
+              <w:ind/>
+              <w:jc w:val="both"/>
+              <w:rPr/>
+            </w:pPr>
+            <w:r>
+              <w:rPr>
+                <w:rFonts w:ascii="SimSun" w:hAnsi="SimSun" w:eastAsia="SimSun" w:cs="SimSun"/>
+                <w:b/>
+                <w:strike/>
+                <w:color w:val="2d54a0"/>
+                <w:sz w:val="24"/>
+              </w:rPr>
+              <w:t xml:space="preserve">方案二：不同模块展示不同角色数据</w:t>
+            </w:r>
+            <w:r/>
+          </w:p>
+          <w:p>
+            <w:pPr>
+              <w:numPr>
+                <w:ilvl w:val="0"/>
+                <w:numId w:val="9"/>
+              </w:numPr>
+              <w:pBdr>
+                <w:top w:val="none" w:color="000000" w:sz="4" w:space="0"/>
+                <w:left w:val="none" w:color="000000" w:sz="4" w:space="0"/>
+                <w:bottom w:val="none" w:color="000000" w:sz="4" w:space="0"/>
+                <w:right w:val="none" w:color="000000" w:sz="4" w:space="0"/>
+              </w:pBdr>
+              <w:spacing w:after="0" w:before="0" w:line="360" w:lineRule="auto"/>
+              <w:ind/>
+              <w:jc w:val="both"/>
+              <w:rPr/>
+            </w:pPr>
+            <w:r>
+              <w:rPr>
+                <w:rFonts w:ascii="SimSun" w:hAnsi="SimSun" w:eastAsia="SimSun" w:cs="SimSun"/>
+                <w:b/>
+                <w:strike/>
+                <w:color w:val="000000"/>
+                <w:sz w:val="24"/>
+              </w:rPr>
+              <w:t xml:space="preserve">任务中心：</w:t>
+            </w:r>
+            <w:r>
+              <w:rPr>
+                <w:rFonts w:ascii="SimSun" w:hAnsi="SimSun" w:eastAsia="SimSun" w:cs="SimSun"/>
+                <w:strike/>
+                <w:color w:val="000000"/>
+                <w:sz w:val="24"/>
+              </w:rPr>
+              <w:t xml:space="preserve">展示用户担任“部长”角色时的相关数据。</w:t>
+            </w:r>
+            <w:r/>
+          </w:p>
+          <w:p>
+            <w:pPr>
+              <w:numPr>
+                <w:ilvl w:val="0"/>
+                <w:numId w:val="9"/>
+              </w:numPr>
+              <w:pBdr>
+                <w:top w:val="none" w:color="000000" w:sz="4" w:space="0"/>
+                <w:left w:val="none" w:color="000000" w:sz="4" w:space="0"/>
+                <w:bottom w:val="none" w:color="000000" w:sz="4" w:space="0"/>
+                <w:right w:val="none" w:color="000000" w:sz="4" w:space="0"/>
+              </w:pBdr>
+              <w:spacing w:after="0" w:before="0" w:line="360" w:lineRule="auto"/>
+              <w:ind/>
+              <w:jc w:val="both"/>
+              <w:rPr/>
+            </w:pPr>
+            <w:r>
+              <w:rPr>
+                <w:rFonts w:ascii="SimSun" w:hAnsi="SimSun" w:eastAsia="SimSun" w:cs="SimSun"/>
+                <w:b/>
+                <w:strike/>
+                <w:color w:val="000000"/>
+                <w:sz w:val="24"/>
+              </w:rPr>
+              <w:t xml:space="preserve">待办中心：</w:t>
+            </w:r>
+            <w:r>
+              <w:rPr>
+                <w:rFonts w:ascii="SimSun" w:hAnsi="SimSun" w:eastAsia="SimSun" w:cs="SimSun"/>
+                <w:strike/>
+                <w:color w:val="000000"/>
+                <w:sz w:val="24"/>
+              </w:rPr>
+              <w:t xml:space="preserve">展示用户担任“室主任”角色时的相关数据。</w:t>
+            </w:r>
+            <w:r/>
+          </w:p>
+          <w:p>
+            <w:pPr>
+              <w:pBdr>
+                <w:top w:val="none" w:color="000000" w:sz="4" w:space="0"/>
+                <w:left w:val="none" w:color="000000" w:sz="4" w:space="0"/>
+                <w:bottom w:val="none" w:color="000000" w:sz="4" w:space="0"/>
+                <w:right w:val="none" w:color="000000" w:sz="4" w:space="0"/>
+              </w:pBdr>
+              <w:spacing w:after="0" w:before="0" w:line="360" w:lineRule="auto"/>
+              <w:ind w:right="0" w:firstLine="0" w:left="0"/>
+              <w:jc w:val="both"/>
+              <w:rPr/>
+            </w:pPr>
+            <w:r>
+              <w:rPr>
+                <w:rFonts w:ascii="SimSun" w:hAnsi="SimSun" w:eastAsia="SimSun" w:cs="SimSun"/>
+                <w:strike/>
+                <w:color w:val="000000"/>
+                <w:sz w:val="24"/>
+              </w:rPr>
+              <w:t xml:space="preserve"> </w:t>
+            </w:r>
+            <w:r/>
+          </w:p>
+          <w:p>
+            <w:pPr>
+              <w:pBdr>
+                <w:top w:val="none" w:color="000000" w:sz="4" w:space="0"/>
+                <w:left w:val="none" w:color="000000" w:sz="4" w:space="0"/>
+                <w:bottom w:val="none" w:color="000000" w:sz="4" w:space="0"/>
+                <w:right w:val="none" w:color="000000" w:sz="4" w:space="0"/>
+              </w:pBdr>
+              <w:spacing w:after="0" w:before="0" w:line="360" w:lineRule="auto"/>
+              <w:ind w:right="0" w:firstLine="0" w:left="0"/>
+              <w:jc w:val="both"/>
+              <w:rPr/>
+            </w:pPr>
+            <w:r>
+              <w:rPr>
+                <w:rFonts w:ascii="SimSun" w:hAnsi="SimSun" w:eastAsia="SimSun" w:cs="SimSun"/>
+                <w:color w:val="000000"/>
+                <w:sz w:val="24"/>
+              </w:rPr>
+              <w:t xml:space="preserve">直接全部在任务中心展示，可以做身份的切换查看</w:t>
+            </w:r>
+            <w:r/>
+          </w:p>
+          <w:p>
+            <w:pPr>
+              <w:pBdr>
+                <w:top w:val="none" w:color="000000" w:sz="4" w:space="0"/>
+                <w:left w:val="none" w:color="000000" w:sz="4" w:space="0"/>
+                <w:bottom w:val="none" w:color="000000" w:sz="4" w:space="0"/>
+                <w:right w:val="none" w:color="000000" w:sz="4" w:space="0"/>
+              </w:pBdr>
+              <w:spacing w:after="0" w:before="0" w:line="360" w:lineRule="auto"/>
+              <w:ind w:right="0" w:firstLine="0" w:left="0"/>
+              <w:jc w:val="both"/>
+              <w:rPr/>
+            </w:pPr>
+            <w:r>
+              <w:rPr>
+                <w:rFonts w:ascii="SimSun" w:hAnsi="SimSun" w:eastAsia="SimSun" w:cs="SimSun"/>
+                <w:strike/>
+                <w:color w:val="000000"/>
+                <w:sz w:val="24"/>
+              </w:rPr>
+              <w:t xml:space="preserve"> </w:t>
+            </w:r>
+            <w:r/>
+          </w:p>
+          <w:p>
+            <w:pPr>
+              <w:numPr>
+                <w:ilvl w:val="0"/>
+                <w:numId w:val="3"/>
+              </w:numPr>
+              <w:pBdr>
+                <w:top w:val="none" w:color="000000" w:sz="4" w:space="0"/>
+                <w:left w:val="none" w:color="000000" w:sz="4" w:space="0"/>
+                <w:bottom w:val="none" w:color="000000" w:sz="4" w:space="0"/>
+                <w:right w:val="none" w:color="000000" w:sz="4" w:space="0"/>
+              </w:pBdr>
+              <w:tabs>
+                <w:tab w:val="left" w:leader="none" w:pos="720"/>
+              </w:tabs>
+              <w:spacing w:after="0" w:before="0" w:line="360" w:lineRule="auto"/>
+              <w:ind/>
+              <w:jc w:val="both"/>
+              <w:rPr/>
+            </w:pPr>
+            <w:r>
+              <w:rPr>
+                <w:rFonts w:ascii="SimSun" w:hAnsi="SimSun" w:eastAsia="SimSun" w:cs="SimSun"/>
+                <w:b/>
+                <w:color w:val="000000"/>
+                <w:sz w:val="22"/>
+              </w:rPr>
+              <w:t xml:space="preserve">4.权限架构设计</w:t>
+            </w:r>
+            <w:r>
+              <w:rPr>
+                <w:rFonts w:ascii="SimSun" w:hAnsi="SimSun" w:eastAsia="SimSun" w:cs="SimSun"/>
+                <w:color w:val="000000"/>
+                <w:sz w:val="22"/>
+              </w:rPr>
+              <w:t xml:space="preserve">：需确定权限划分方式， 权限应按“职务”还是“角色”划分？</w:t>
+            </w:r>
+            <w:r/>
+          </w:p>
+          <w:p>
+            <w:pPr>
+              <w:numPr>
+                <w:ilvl w:val="0"/>
+                <w:numId w:val="3"/>
+              </w:numPr>
+              <w:pBdr>
+                <w:top w:val="none" w:color="000000" w:sz="4" w:space="0"/>
+                <w:left w:val="none" w:color="000000" w:sz="4" w:space="0"/>
+                <w:bottom w:val="none" w:color="000000" w:sz="4" w:space="0"/>
+                <w:right w:val="none" w:color="000000" w:sz="4" w:space="0"/>
+              </w:pBdr>
+              <w:tabs>
+                <w:tab w:val="left" w:leader="none" w:pos="720"/>
+              </w:tabs>
+              <w:spacing w:after="0" w:before="0" w:line="360" w:lineRule="auto"/>
+              <w:ind/>
+              <w:jc w:val="both"/>
+              <w:rPr/>
+            </w:pPr>
+            <w:r>
+              <w:rPr>
+                <w:rFonts w:ascii="SimSun" w:hAnsi="SimSun" w:eastAsia="SimSun" w:cs="SimSun"/>
+                <w:b/>
+                <w:strike/>
+                <w:color w:val="2d54a0"/>
+                <w:sz w:val="22"/>
+              </w:rPr>
+              <w:t xml:space="preserve">职务</w:t>
+            </w:r>
+            <w:r/>
+          </w:p>
+          <w:p>
+            <w:pPr>
+              <w:numPr>
+                <w:ilvl w:val="0"/>
+                <w:numId w:val="3"/>
+              </w:numPr>
+              <w:pBdr>
+                <w:top w:val="none" w:color="000000" w:sz="4" w:space="0"/>
+                <w:left w:val="none" w:color="000000" w:sz="4" w:space="0"/>
+                <w:bottom w:val="none" w:color="000000" w:sz="4" w:space="0"/>
+                <w:right w:val="none" w:color="000000" w:sz="4" w:space="0"/>
+              </w:pBdr>
+              <w:tabs>
+                <w:tab w:val="left" w:leader="none" w:pos="720"/>
+              </w:tabs>
+              <w:spacing w:after="0" w:before="0" w:line="360" w:lineRule="auto"/>
+              <w:ind/>
+              <w:jc w:val="both"/>
+              <w:rPr/>
+            </w:pPr>
+            <w:r>
+              <w:rPr>
+                <w:rFonts w:ascii="SimSun" w:hAnsi="SimSun" w:eastAsia="SimSun" w:cs="SimSun"/>
+                <w:b/>
+                <w:color w:val="2d54a0"/>
+                <w:sz w:val="22"/>
+              </w:rPr>
+              <w:t xml:space="preserve">按照工作组划分</w:t>
+            </w:r>
+            <w:r/>
+          </w:p>
+        </w:tc>
+      </w:tr>
+    </w:tbl>
+    <w:p>
+      <w:pPr>
+        <w:pBdr>
+          <w:top w:val="none" w:color="000000" w:sz="4" w:space="0"/>
+          <w:left w:val="none" w:color="000000" w:sz="4" w:space="0"/>
+          <w:bottom w:val="none" w:color="000000" w:sz="4" w:space="0"/>
+          <w:right w:val="none" w:color="000000" w:sz="4" w:space="0"/>
+        </w:pBdr>
+        <w:shd w:val="clear" w:color="ffffff" w:fill="ffffff"/>
+        <w:spacing w:after="0" w:before="0"/>
+        <w:ind w:right="0"/>
+        <w:rPr/>
+      </w:pPr>
+      <w:r>
+        <w:rPr>
+          <w:rFonts w:ascii="Arial" w:hAnsi="Arial" w:eastAsia="Arial" w:cs="Arial"/>
+          <w:color w:val="0f1115"/>
+          <w:sz w:val="24"/>
+          <w:highlight w:val="none"/>
+        </w:rPr>
+      </w:r>
+      <w:r>
+        <w:rPr>
+          <w:rFonts w:ascii="Arial" w:hAnsi="Arial" w:eastAsia="Arial" w:cs="Arial"/>
+          <w:color w:val="0f1115"/>
+          <w:sz w:val="24"/>
+          <w:highlight w:val="none"/>
+        </w:rPr>
+      </w:r>
+      <w:r>
+        <w:rPr>
+          <w:rFonts w:ascii="Arial" w:hAnsi="Arial" w:eastAsia="Arial" w:cs="Arial"/>
+          <w:color w:val="0f1115"/>
+          <w:sz w:val="24"/>
+          <w:highlight w:val="none"/>
+        </w:rPr>
+      </w:r>
+    </w:p>
+    <w:p>
+      <w:pPr>
+        <w:pBdr/>
+        <w:spacing w:after="480" w:before="480" w:line="288" w:lineRule="auto"/>
+        <w:ind w:left="0"/>
+        <w:rPr/>
+      </w:pPr>
+      <w:r>
+        <w:rPr>
+          <w:rFonts w:ascii="Arial" w:hAnsi="Arial" w:eastAsia="等线" w:cs="Arial"/>
+          <w:b/>
+          <w:sz w:val="52"/>
+          <w:highlight w:val="none"/>
+        </w:rPr>
+      </w:r>
+      <w:r>
+        <w:rPr>
+          <w:rFonts w:ascii="Arial" w:hAnsi="Arial" w:eastAsia="等线" w:cs="Arial"/>
+          <w:b/>
+          <w:sz w:val="52"/>
+          <w:highlight w:val="none"/>
+        </w:rPr>
+      </w:r>
+      <w:r>
+        <w:rPr>
+          <w:rFonts w:ascii="Arial" w:hAnsi="Arial" w:eastAsia="等线" w:cs="Arial"/>
+          <w:b/>
+          <w:sz w:val="52"/>
+          <w:highlight w:val="none"/>
+        </w:rPr>
+      </w:r>
     </w:p>
     <w:p>
       <w:pPr>
@@ -2925,8 +4514,8 @@
       <w:r/>
     </w:p>
     <w:sectPr>
-      <w:headerReference w:type="default" r:id="rId8"/>
-      <w:footerReference w:type="default" r:id="rId9"/>
+      <w:headerReference w:type="default" r:id="rId9"/>
+      <w:footerReference w:type="default" r:id="rId10"/>
       <w:footnotePr/>
       <w:endnotePr/>
       <w:type w:val="nextPage"/>
@@ -3032,6 +4621,1343 @@
     <w:r/>
   </w:p>
 </w:hdr>
+</file>
+
+<file path=word/numbering.xml><?xml version="1.0" encoding="utf-8"?>
+<w:numbering xmlns:wpc="http://schemas.microsoft.com/office/word/2010/wordprocessingCanvas" xmlns:mc="http://schemas.openxmlformats.org/markup-compatibility/2006" xmlns:o="urn:schemas-microsoft-com:office:office" xmlns:r="http://schemas.openxmlformats.org/officeDocument/2006/relationships" xmlns:m="http://schemas.openxmlformats.org/officeDocument/2006/math" xmlns:v="urn:schemas-microsoft-com:vml" xmlns:wp14="http://schemas.microsoft.com/office/word/2010/wordprocessingDrawing" xmlns:wp="http://schemas.openxmlformats.org/drawingml/2006/wordprocessingDrawing" xmlns:w10="urn:schemas-microsoft-com:office:word" xmlns:w="http://schemas.openxmlformats.org/wordprocessingml/2006/main" xmlns:w14="http://schemas.microsoft.com/office/word/2010/wordml" xmlns:w15="http://schemas.microsoft.com/office/word/2012/wordml" xmlns:wpg="http://schemas.microsoft.com/office/word/2010/wordprocessingGroup" xmlns:wpi="http://schemas.microsoft.com/office/word/2010/wordprocessingInk" xmlns:wne="http://schemas.microsoft.com/office/word/2006/wordml" xmlns:wps="http://schemas.microsoft.com/office/word/2010/wordprocessingShape" mc:Ignorable="w14 w15 wp14">
+  <w:abstractNum w:abstractNumId="0">
+    <w:nsid w:val="15C5147E"/>
+    <w:lvl w:ilvl="0">
+      <w:isLgl w:val="false"/>
+      <w:lvlJc w:val="right"/>
+      <w:lvlText w:val="%1."/>
+      <w:numFmt w:val="decimal"/>
+      <w:pPr>
+        <w:pBdr/>
+        <w:spacing/>
+        <w:ind w:hanging="360" w:left="709"/>
+      </w:pPr>
+      <w:rPr/>
+      <w:start w:val="1"/>
+      <w:suff w:val="tab"/>
+    </w:lvl>
+    <w:lvl w:ilvl="1">
+      <w:isLgl w:val="false"/>
+      <w:lvlJc w:val="right"/>
+      <w:lvlText w:val="%2."/>
+      <w:numFmt w:val="decimal"/>
+      <w:pPr>
+        <w:pBdr/>
+        <w:spacing/>
+        <w:ind w:hanging="360" w:left="1429"/>
+      </w:pPr>
+      <w:rPr/>
+      <w:start w:val="1"/>
+      <w:suff w:val="tab"/>
+    </w:lvl>
+    <w:lvl w:ilvl="2">
+      <w:isLgl w:val="false"/>
+      <w:lvlJc w:val="right"/>
+      <w:lvlText w:val="%3."/>
+      <w:numFmt w:val="decimal"/>
+      <w:pPr>
+        <w:pBdr/>
+        <w:spacing/>
+        <w:ind w:hanging="360" w:left="2149"/>
+      </w:pPr>
+      <w:rPr/>
+      <w:start w:val="1"/>
+      <w:suff w:val="tab"/>
+    </w:lvl>
+    <w:lvl w:ilvl="3">
+      <w:isLgl w:val="false"/>
+      <w:lvlJc w:val="right"/>
+      <w:lvlText w:val="%4."/>
+      <w:numFmt w:val="decimal"/>
+      <w:pPr>
+        <w:pBdr/>
+        <w:spacing/>
+        <w:ind w:hanging="360" w:left="2869"/>
+      </w:pPr>
+      <w:rPr/>
+      <w:start w:val="1"/>
+      <w:suff w:val="tab"/>
+    </w:lvl>
+    <w:lvl w:ilvl="4">
+      <w:isLgl w:val="false"/>
+      <w:lvlJc w:val="right"/>
+      <w:lvlText w:val="%5."/>
+      <w:numFmt w:val="decimal"/>
+      <w:pPr>
+        <w:pBdr/>
+        <w:spacing/>
+        <w:ind w:hanging="360" w:left="3589"/>
+      </w:pPr>
+      <w:rPr/>
+      <w:start w:val="1"/>
+      <w:suff w:val="tab"/>
+    </w:lvl>
+    <w:lvl w:ilvl="5">
+      <w:isLgl w:val="false"/>
+      <w:lvlJc w:val="right"/>
+      <w:lvlText w:val="%6."/>
+      <w:numFmt w:val="decimal"/>
+      <w:pPr>
+        <w:pBdr/>
+        <w:spacing/>
+        <w:ind w:hanging="360" w:left="4309"/>
+      </w:pPr>
+      <w:rPr/>
+      <w:start w:val="1"/>
+      <w:suff w:val="tab"/>
+    </w:lvl>
+    <w:lvl w:ilvl="6">
+      <w:isLgl w:val="false"/>
+      <w:lvlJc w:val="right"/>
+      <w:lvlText w:val="%7."/>
+      <w:numFmt w:val="decimal"/>
+      <w:pPr>
+        <w:pBdr/>
+        <w:spacing/>
+        <w:ind w:hanging="360" w:left="5029"/>
+      </w:pPr>
+      <w:rPr/>
+      <w:start w:val="1"/>
+      <w:suff w:val="tab"/>
+    </w:lvl>
+    <w:lvl w:ilvl="7">
+      <w:isLgl w:val="false"/>
+      <w:lvlJc w:val="right"/>
+      <w:lvlText w:val="%8."/>
+      <w:numFmt w:val="decimal"/>
+      <w:pPr>
+        <w:pBdr/>
+        <w:spacing/>
+        <w:ind w:hanging="360" w:left="5749"/>
+      </w:pPr>
+      <w:rPr/>
+      <w:start w:val="1"/>
+      <w:suff w:val="tab"/>
+    </w:lvl>
+    <w:lvl w:ilvl="8">
+      <w:isLgl w:val="false"/>
+      <w:lvlJc w:val="right"/>
+      <w:lvlText w:val="%9."/>
+      <w:numFmt w:val="decimal"/>
+      <w:pPr>
+        <w:pBdr/>
+        <w:spacing/>
+        <w:ind w:hanging="360" w:left="6469"/>
+      </w:pPr>
+      <w:rPr/>
+      <w:start w:val="1"/>
+      <w:suff w:val="tab"/>
+    </w:lvl>
+  </w:abstractNum>
+  <w:abstractNum w:abstractNumId="1">
+    <w:nsid w:val="395337BB"/>
+    <w:lvl w:ilvl="0">
+      <w:isLgl w:val="false"/>
+      <w:lvlJc w:val="left"/>
+      <w:lvlText w:val="%1."/>
+      <w:numFmt w:val="decimal"/>
+      <w:pPr>
+        <w:pBdr/>
+        <w:spacing/>
+        <w:ind w:hanging="360" w:left="720"/>
+      </w:pPr>
+      <w:rPr>
+        <w:sz w:val="24"/>
+      </w:rPr>
+      <w:start w:val="1"/>
+      <w:suff w:val="tab"/>
+    </w:lvl>
+    <w:lvl w:ilvl="1">
+      <w:isLgl w:val="false"/>
+      <w:lvlJc w:val="left"/>
+      <w:lvlText w:val="%2."/>
+      <w:numFmt w:val="decimal"/>
+      <w:pPr>
+        <w:pBdr/>
+        <w:spacing/>
+        <w:ind w:hanging="360" w:left="1440"/>
+      </w:pPr>
+      <w:rPr>
+        <w:sz w:val="24"/>
+      </w:rPr>
+      <w:start w:val="1"/>
+      <w:suff w:val="tab"/>
+    </w:lvl>
+    <w:lvl w:ilvl="2">
+      <w:isLgl w:val="false"/>
+      <w:lvlJc w:val="left"/>
+      <w:lvlText w:val="%3."/>
+      <w:numFmt w:val="decimal"/>
+      <w:pPr>
+        <w:pBdr/>
+        <w:spacing/>
+        <w:ind w:hanging="360" w:left="2160"/>
+      </w:pPr>
+      <w:rPr>
+        <w:sz w:val="24"/>
+      </w:rPr>
+      <w:start w:val="1"/>
+      <w:suff w:val="tab"/>
+    </w:lvl>
+    <w:lvl w:ilvl="3">
+      <w:isLgl w:val="false"/>
+      <w:lvlJc w:val="left"/>
+      <w:lvlText w:val="%4."/>
+      <w:numFmt w:val="decimal"/>
+      <w:pPr>
+        <w:pBdr/>
+        <w:spacing/>
+        <w:ind w:hanging="360" w:left="2880"/>
+      </w:pPr>
+      <w:rPr>
+        <w:sz w:val="24"/>
+      </w:rPr>
+      <w:start w:val="1"/>
+      <w:suff w:val="tab"/>
+    </w:lvl>
+    <w:lvl w:ilvl="4">
+      <w:isLgl w:val="false"/>
+      <w:lvlJc w:val="left"/>
+      <w:lvlText w:val="%5."/>
+      <w:numFmt w:val="decimal"/>
+      <w:pPr>
+        <w:pBdr/>
+        <w:spacing/>
+        <w:ind w:hanging="360" w:left="3600"/>
+      </w:pPr>
+      <w:rPr>
+        <w:sz w:val="24"/>
+      </w:rPr>
+      <w:start w:val="1"/>
+      <w:suff w:val="tab"/>
+    </w:lvl>
+    <w:lvl w:ilvl="5">
+      <w:isLgl w:val="false"/>
+      <w:lvlJc w:val="left"/>
+      <w:lvlText w:val="%6."/>
+      <w:numFmt w:val="decimal"/>
+      <w:pPr>
+        <w:pBdr/>
+        <w:spacing/>
+        <w:ind w:hanging="360" w:left="4320"/>
+      </w:pPr>
+      <w:rPr>
+        <w:sz w:val="24"/>
+      </w:rPr>
+      <w:start w:val="1"/>
+      <w:suff w:val="tab"/>
+    </w:lvl>
+    <w:lvl w:ilvl="6">
+      <w:isLgl w:val="false"/>
+      <w:lvlJc w:val="left"/>
+      <w:lvlText w:val="%7."/>
+      <w:numFmt w:val="decimal"/>
+      <w:pPr>
+        <w:pBdr/>
+        <w:spacing/>
+        <w:ind w:hanging="360" w:left="5040"/>
+      </w:pPr>
+      <w:rPr>
+        <w:sz w:val="24"/>
+      </w:rPr>
+      <w:start w:val="1"/>
+      <w:suff w:val="tab"/>
+    </w:lvl>
+    <w:lvl w:ilvl="7">
+      <w:isLgl w:val="false"/>
+      <w:lvlJc w:val="left"/>
+      <w:lvlText w:val="%8."/>
+      <w:numFmt w:val="decimal"/>
+      <w:pPr>
+        <w:pBdr/>
+        <w:spacing/>
+        <w:ind w:hanging="360" w:left="5760"/>
+      </w:pPr>
+      <w:rPr>
+        <w:sz w:val="24"/>
+      </w:rPr>
+      <w:start w:val="1"/>
+      <w:suff w:val="tab"/>
+    </w:lvl>
+    <w:lvl w:ilvl="8">
+      <w:isLgl w:val="false"/>
+      <w:lvlJc w:val="left"/>
+      <w:lvlText w:val="%9."/>
+      <w:numFmt w:val="decimal"/>
+      <w:pPr>
+        <w:pBdr/>
+        <w:spacing/>
+        <w:ind w:hanging="360" w:left="6480"/>
+      </w:pPr>
+      <w:rPr>
+        <w:sz w:val="24"/>
+      </w:rPr>
+      <w:start w:val="1"/>
+      <w:suff w:val="tab"/>
+    </w:lvl>
+  </w:abstractNum>
+  <w:abstractNum w:abstractNumId="2">
+    <w:nsid w:val="7BFCA56D"/>
+    <w:lvl w:ilvl="0">
+      <w:isLgl w:val="false"/>
+      <w:lvlJc w:val="left"/>
+      <w:lvlText w:val="&quot;&quot;"/>
+      <w:numFmt w:val="bullet"/>
+      <w:pPr>
+        <w:pBdr/>
+        <w:spacing/>
+        <w:ind w:hanging="360" w:left="720"/>
+      </w:pPr>
+      <w:rPr>
+        <w:rFonts w:hint="default" w:ascii="Symbol" w:hAnsi="Symbol" w:eastAsia="Symbol" w:cs="Symbol"/>
+      </w:rPr>
+      <w:start w:val="1"/>
+      <w:suff w:val="tab"/>
+    </w:lvl>
+    <w:lvl w:ilvl="1">
+      <w:isLgl w:val="false"/>
+      <w:lvlJc w:val="left"/>
+      <w:lvlText w:val="&quot;&quot;"/>
+      <w:numFmt w:val="bullet"/>
+      <w:pPr>
+        <w:pBdr/>
+        <w:spacing/>
+        <w:ind w:hanging="360" w:left="1440"/>
+      </w:pPr>
+      <w:rPr>
+        <w:rFonts w:hint="default" w:ascii="Symbol" w:hAnsi="Symbol" w:eastAsia="Symbol" w:cs="Symbol"/>
+      </w:rPr>
+      <w:start w:val="1"/>
+      <w:suff w:val="tab"/>
+    </w:lvl>
+    <w:lvl w:ilvl="2">
+      <w:isLgl w:val="false"/>
+      <w:lvlJc w:val="left"/>
+      <w:lvlText w:val="&quot;&quot;"/>
+      <w:numFmt w:val="bullet"/>
+      <w:pPr>
+        <w:pBdr/>
+        <w:spacing/>
+        <w:ind w:hanging="360" w:left="2160"/>
+      </w:pPr>
+      <w:rPr>
+        <w:rFonts w:hint="default" w:ascii="Symbol" w:hAnsi="Symbol" w:eastAsia="Symbol" w:cs="Symbol"/>
+      </w:rPr>
+      <w:start w:val="1"/>
+      <w:suff w:val="tab"/>
+    </w:lvl>
+    <w:lvl w:ilvl="3">
+      <w:isLgl w:val="false"/>
+      <w:lvlJc w:val="left"/>
+      <w:lvlText w:val="&quot;&quot;"/>
+      <w:numFmt w:val="bullet"/>
+      <w:pPr>
+        <w:pBdr/>
+        <w:spacing/>
+        <w:ind w:hanging="360" w:left="2880"/>
+      </w:pPr>
+      <w:rPr>
+        <w:rFonts w:hint="default" w:ascii="Symbol" w:hAnsi="Symbol" w:eastAsia="Symbol" w:cs="Symbol"/>
+      </w:rPr>
+      <w:start w:val="1"/>
+      <w:suff w:val="tab"/>
+    </w:lvl>
+    <w:lvl w:ilvl="4">
+      <w:isLgl w:val="false"/>
+      <w:lvlJc w:val="left"/>
+      <w:lvlText w:val="&quot;&quot;"/>
+      <w:numFmt w:val="bullet"/>
+      <w:pPr>
+        <w:pBdr/>
+        <w:spacing/>
+        <w:ind w:hanging="360" w:left="3600"/>
+      </w:pPr>
+      <w:rPr>
+        <w:rFonts w:hint="default" w:ascii="Symbol" w:hAnsi="Symbol" w:eastAsia="Symbol" w:cs="Symbol"/>
+      </w:rPr>
+      <w:start w:val="1"/>
+      <w:suff w:val="tab"/>
+    </w:lvl>
+    <w:lvl w:ilvl="5">
+      <w:isLgl w:val="false"/>
+      <w:lvlJc w:val="left"/>
+      <w:lvlText w:val="&quot;&quot;"/>
+      <w:numFmt w:val="bullet"/>
+      <w:pPr>
+        <w:pBdr/>
+        <w:spacing/>
+        <w:ind w:hanging="360" w:left="4320"/>
+      </w:pPr>
+      <w:rPr>
+        <w:rFonts w:hint="default" w:ascii="Symbol" w:hAnsi="Symbol" w:eastAsia="Symbol" w:cs="Symbol"/>
+      </w:rPr>
+      <w:start w:val="1"/>
+      <w:suff w:val="tab"/>
+    </w:lvl>
+    <w:lvl w:ilvl="6">
+      <w:isLgl w:val="false"/>
+      <w:lvlJc w:val="left"/>
+      <w:lvlText w:val="&quot;&quot;"/>
+      <w:numFmt w:val="bullet"/>
+      <w:pPr>
+        <w:pBdr/>
+        <w:spacing/>
+        <w:ind w:hanging="360" w:left="5040"/>
+      </w:pPr>
+      <w:rPr>
+        <w:rFonts w:hint="default" w:ascii="Symbol" w:hAnsi="Symbol" w:eastAsia="Symbol" w:cs="Symbol"/>
+      </w:rPr>
+      <w:start w:val="1"/>
+      <w:suff w:val="tab"/>
+    </w:lvl>
+    <w:lvl w:ilvl="7">
+      <w:isLgl w:val="false"/>
+      <w:lvlJc w:val="left"/>
+      <w:lvlText w:val="&quot;&quot;"/>
+      <w:numFmt w:val="bullet"/>
+      <w:pPr>
+        <w:pBdr/>
+        <w:spacing/>
+        <w:ind w:hanging="360" w:left="5760"/>
+      </w:pPr>
+      <w:rPr>
+        <w:rFonts w:hint="default" w:ascii="Symbol" w:hAnsi="Symbol" w:eastAsia="Symbol" w:cs="Symbol"/>
+      </w:rPr>
+      <w:start w:val="1"/>
+      <w:suff w:val="tab"/>
+    </w:lvl>
+    <w:lvl w:ilvl="8">
+      <w:isLgl w:val="false"/>
+      <w:lvlJc w:val="left"/>
+      <w:lvlText w:val="&quot;&quot;"/>
+      <w:numFmt w:val="bullet"/>
+      <w:pPr>
+        <w:pBdr/>
+        <w:spacing/>
+        <w:ind w:hanging="360" w:left="6480"/>
+      </w:pPr>
+      <w:rPr>
+        <w:rFonts w:hint="default" w:ascii="Symbol" w:hAnsi="Symbol" w:eastAsia="Symbol" w:cs="Symbol"/>
+      </w:rPr>
+      <w:start w:val="1"/>
+      <w:suff w:val="tab"/>
+    </w:lvl>
+  </w:abstractNum>
+  <w:abstractNum w:abstractNumId="3">
+    <w:nsid w:val="32E2A510"/>
+    <w:lvl w:ilvl="0">
+      <w:isLgl w:val="false"/>
+      <w:lvlJc w:val="left"/>
+      <w:lvlText w:val="&quot;&quot;"/>
+      <w:numFmt w:val="bullet"/>
+      <w:pPr>
+        <w:pBdr/>
+        <w:spacing/>
+        <w:ind w:hanging="360" w:left="720"/>
+      </w:pPr>
+      <w:rPr>
+        <w:rFonts w:hint="default" w:ascii="Symbol" w:hAnsi="Symbol" w:eastAsia="Symbol" w:cs="Symbol"/>
+      </w:rPr>
+      <w:start w:val="1"/>
+      <w:suff w:val="tab"/>
+    </w:lvl>
+    <w:lvl w:ilvl="1">
+      <w:isLgl w:val="false"/>
+      <w:lvlJc w:val="left"/>
+      <w:lvlText w:val="&quot;&quot;"/>
+      <w:numFmt w:val="bullet"/>
+      <w:pPr>
+        <w:pBdr/>
+        <w:spacing/>
+        <w:ind w:hanging="360" w:left="1440"/>
+      </w:pPr>
+      <w:rPr>
+        <w:rFonts w:hint="default" w:ascii="Symbol" w:hAnsi="Symbol" w:eastAsia="Symbol" w:cs="Symbol"/>
+      </w:rPr>
+      <w:start w:val="1"/>
+      <w:suff w:val="tab"/>
+    </w:lvl>
+    <w:lvl w:ilvl="2">
+      <w:isLgl w:val="false"/>
+      <w:lvlJc w:val="left"/>
+      <w:lvlText w:val="&quot;&quot;"/>
+      <w:numFmt w:val="bullet"/>
+      <w:pPr>
+        <w:pBdr/>
+        <w:spacing/>
+        <w:ind w:hanging="360" w:left="2160"/>
+      </w:pPr>
+      <w:rPr>
+        <w:rFonts w:hint="default" w:ascii="Symbol" w:hAnsi="Symbol" w:eastAsia="Symbol" w:cs="Symbol"/>
+      </w:rPr>
+      <w:start w:val="1"/>
+      <w:suff w:val="tab"/>
+    </w:lvl>
+    <w:lvl w:ilvl="3">
+      <w:isLgl w:val="false"/>
+      <w:lvlJc w:val="left"/>
+      <w:lvlText w:val="&quot;&quot;"/>
+      <w:numFmt w:val="bullet"/>
+      <w:pPr>
+        <w:pBdr/>
+        <w:spacing/>
+        <w:ind w:hanging="360" w:left="2880"/>
+      </w:pPr>
+      <w:rPr>
+        <w:rFonts w:hint="default" w:ascii="Symbol" w:hAnsi="Symbol" w:eastAsia="Symbol" w:cs="Symbol"/>
+      </w:rPr>
+      <w:start w:val="1"/>
+      <w:suff w:val="tab"/>
+    </w:lvl>
+    <w:lvl w:ilvl="4">
+      <w:isLgl w:val="false"/>
+      <w:lvlJc w:val="left"/>
+      <w:lvlText w:val="&quot;&quot;"/>
+      <w:numFmt w:val="bullet"/>
+      <w:pPr>
+        <w:pBdr/>
+        <w:spacing/>
+        <w:ind w:hanging="360" w:left="3600"/>
+      </w:pPr>
+      <w:rPr>
+        <w:rFonts w:hint="default" w:ascii="Symbol" w:hAnsi="Symbol" w:eastAsia="Symbol" w:cs="Symbol"/>
+      </w:rPr>
+      <w:start w:val="1"/>
+      <w:suff w:val="tab"/>
+    </w:lvl>
+    <w:lvl w:ilvl="5">
+      <w:isLgl w:val="false"/>
+      <w:lvlJc w:val="left"/>
+      <w:lvlText w:val="&quot;&quot;"/>
+      <w:numFmt w:val="bullet"/>
+      <w:pPr>
+        <w:pBdr/>
+        <w:spacing/>
+        <w:ind w:hanging="360" w:left="4320"/>
+      </w:pPr>
+      <w:rPr>
+        <w:rFonts w:hint="default" w:ascii="Symbol" w:hAnsi="Symbol" w:eastAsia="Symbol" w:cs="Symbol"/>
+      </w:rPr>
+      <w:start w:val="1"/>
+      <w:suff w:val="tab"/>
+    </w:lvl>
+    <w:lvl w:ilvl="6">
+      <w:isLgl w:val="false"/>
+      <w:lvlJc w:val="left"/>
+      <w:lvlText w:val="&quot;&quot;"/>
+      <w:numFmt w:val="bullet"/>
+      <w:pPr>
+        <w:pBdr/>
+        <w:spacing/>
+        <w:ind w:hanging="360" w:left="5040"/>
+      </w:pPr>
+      <w:rPr>
+        <w:rFonts w:hint="default" w:ascii="Symbol" w:hAnsi="Symbol" w:eastAsia="Symbol" w:cs="Symbol"/>
+      </w:rPr>
+      <w:start w:val="1"/>
+      <w:suff w:val="tab"/>
+    </w:lvl>
+    <w:lvl w:ilvl="7">
+      <w:isLgl w:val="false"/>
+      <w:lvlJc w:val="left"/>
+      <w:lvlText w:val="&quot;&quot;"/>
+      <w:numFmt w:val="bullet"/>
+      <w:pPr>
+        <w:pBdr/>
+        <w:spacing/>
+        <w:ind w:hanging="360" w:left="5760"/>
+      </w:pPr>
+      <w:rPr>
+        <w:rFonts w:hint="default" w:ascii="Symbol" w:hAnsi="Symbol" w:eastAsia="Symbol" w:cs="Symbol"/>
+      </w:rPr>
+      <w:start w:val="1"/>
+      <w:suff w:val="tab"/>
+    </w:lvl>
+    <w:lvl w:ilvl="8">
+      <w:isLgl w:val="false"/>
+      <w:lvlJc w:val="left"/>
+      <w:lvlText w:val="&quot;&quot;"/>
+      <w:numFmt w:val="bullet"/>
+      <w:pPr>
+        <w:pBdr/>
+        <w:spacing/>
+        <w:ind w:hanging="360" w:left="6480"/>
+      </w:pPr>
+      <w:rPr>
+        <w:rFonts w:hint="default" w:ascii="Symbol" w:hAnsi="Symbol" w:eastAsia="Symbol" w:cs="Symbol"/>
+      </w:rPr>
+      <w:start w:val="1"/>
+      <w:suff w:val="tab"/>
+    </w:lvl>
+  </w:abstractNum>
+  <w:abstractNum w:abstractNumId="4">
+    <w:nsid w:val="495F62B3"/>
+    <w:lvl w:ilvl="0">
+      <w:isLgl w:val="false"/>
+      <w:lvlJc w:val="left"/>
+      <w:lvlText w:val="&quot;&quot;"/>
+      <w:numFmt w:val="bullet"/>
+      <w:pPr>
+        <w:pBdr/>
+        <w:spacing/>
+        <w:ind w:hanging="420" w:left="420"/>
+      </w:pPr>
+      <w:rPr>
+        <w:rFonts w:hint="default" w:ascii="Wingdings" w:hAnsi="Wingdings" w:eastAsia="Wingdings" w:cs="Wingdings"/>
+      </w:rPr>
+      <w:start w:val="1"/>
+      <w:suff w:val="tab"/>
+    </w:lvl>
+    <w:lvl w:ilvl="1">
+      <w:isLgl w:val="false"/>
+      <w:lvlJc w:val="left"/>
+      <w:lvlText w:val="o"/>
+      <w:numFmt w:val="bullet"/>
+      <w:pPr>
+        <w:pBdr/>
+        <w:spacing/>
+        <w:ind w:hanging="360" w:left="1440"/>
+      </w:pPr>
+      <w:rPr>
+        <w:rFonts w:hint="default" w:ascii="Courier New" w:hAnsi="Courier New" w:eastAsia="Courier New" w:cs="Courier New"/>
+      </w:rPr>
+      <w:start w:val="1"/>
+      <w:suff w:val="tab"/>
+    </w:lvl>
+    <w:lvl w:ilvl="2">
+      <w:isLgl w:val="false"/>
+      <w:lvlJc w:val="left"/>
+      <w:lvlText w:val="§"/>
+      <w:numFmt w:val="bullet"/>
+      <w:pPr>
+        <w:pBdr/>
+        <w:spacing/>
+        <w:ind w:hanging="360" w:left="2160"/>
+      </w:pPr>
+      <w:rPr>
+        <w:rFonts w:hint="default" w:ascii="Wingdings" w:hAnsi="Wingdings" w:eastAsia="Wingdings" w:cs="Wingdings"/>
+      </w:rPr>
+      <w:start w:val="1"/>
+      <w:suff w:val="tab"/>
+    </w:lvl>
+    <w:lvl w:ilvl="3">
+      <w:isLgl w:val="false"/>
+      <w:lvlJc w:val="left"/>
+      <w:lvlText w:val="·"/>
+      <w:numFmt w:val="bullet"/>
+      <w:pPr>
+        <w:pBdr/>
+        <w:spacing/>
+        <w:ind w:hanging="360" w:left="2880"/>
+      </w:pPr>
+      <w:rPr>
+        <w:rFonts w:hint="default" w:ascii="Symbol" w:hAnsi="Symbol" w:eastAsia="Symbol" w:cs="Symbol"/>
+      </w:rPr>
+      <w:start w:val="1"/>
+      <w:suff w:val="tab"/>
+    </w:lvl>
+    <w:lvl w:ilvl="4">
+      <w:isLgl w:val="false"/>
+      <w:lvlJc w:val="left"/>
+      <w:lvlText w:val="o"/>
+      <w:numFmt w:val="bullet"/>
+      <w:pPr>
+        <w:pBdr/>
+        <w:spacing/>
+        <w:ind w:hanging="360" w:left="3600"/>
+      </w:pPr>
+      <w:rPr>
+        <w:rFonts w:hint="default" w:ascii="Courier New" w:hAnsi="Courier New" w:eastAsia="Courier New" w:cs="Courier New"/>
+      </w:rPr>
+      <w:start w:val="1"/>
+      <w:suff w:val="tab"/>
+    </w:lvl>
+    <w:lvl w:ilvl="5">
+      <w:isLgl w:val="false"/>
+      <w:lvlJc w:val="left"/>
+      <w:lvlText w:val="§"/>
+      <w:numFmt w:val="bullet"/>
+      <w:pPr>
+        <w:pBdr/>
+        <w:spacing/>
+        <w:ind w:hanging="360" w:left="4320"/>
+      </w:pPr>
+      <w:rPr>
+        <w:rFonts w:hint="default" w:ascii="Wingdings" w:hAnsi="Wingdings" w:eastAsia="Wingdings" w:cs="Wingdings"/>
+      </w:rPr>
+      <w:start w:val="1"/>
+      <w:suff w:val="tab"/>
+    </w:lvl>
+    <w:lvl w:ilvl="6">
+      <w:isLgl w:val="false"/>
+      <w:lvlJc w:val="left"/>
+      <w:lvlText w:val="·"/>
+      <w:numFmt w:val="bullet"/>
+      <w:pPr>
+        <w:pBdr/>
+        <w:spacing/>
+        <w:ind w:hanging="360" w:left="5040"/>
+      </w:pPr>
+      <w:rPr>
+        <w:rFonts w:hint="default" w:ascii="Symbol" w:hAnsi="Symbol" w:eastAsia="Symbol" w:cs="Symbol"/>
+      </w:rPr>
+      <w:start w:val="1"/>
+      <w:suff w:val="tab"/>
+    </w:lvl>
+    <w:lvl w:ilvl="7">
+      <w:isLgl w:val="false"/>
+      <w:lvlJc w:val="left"/>
+      <w:lvlText w:val="o"/>
+      <w:numFmt w:val="bullet"/>
+      <w:pPr>
+        <w:pBdr/>
+        <w:spacing/>
+        <w:ind w:hanging="360" w:left="5760"/>
+      </w:pPr>
+      <w:rPr>
+        <w:rFonts w:hint="default" w:ascii="Courier New" w:hAnsi="Courier New" w:eastAsia="Courier New" w:cs="Courier New"/>
+      </w:rPr>
+      <w:start w:val="1"/>
+      <w:suff w:val="tab"/>
+    </w:lvl>
+    <w:lvl w:ilvl="8">
+      <w:isLgl w:val="false"/>
+      <w:lvlJc w:val="left"/>
+      <w:lvlText w:val="§"/>
+      <w:numFmt w:val="bullet"/>
+      <w:pPr>
+        <w:pBdr/>
+        <w:spacing/>
+        <w:ind w:hanging="360" w:left="6480"/>
+      </w:pPr>
+      <w:rPr>
+        <w:rFonts w:hint="default" w:ascii="Wingdings" w:hAnsi="Wingdings" w:eastAsia="Wingdings" w:cs="Wingdings"/>
+      </w:rPr>
+      <w:start w:val="1"/>
+      <w:suff w:val="tab"/>
+    </w:lvl>
+  </w:abstractNum>
+  <w:abstractNum w:abstractNumId="5">
+    <w:nsid w:val="57B2F0F7"/>
+    <w:lvl w:ilvl="0">
+      <w:isLgl w:val="false"/>
+      <w:lvlJc w:val="left"/>
+      <w:lvlText w:val="&quot;&quot;"/>
+      <w:numFmt w:val="bullet"/>
+      <w:pPr>
+        <w:pBdr/>
+        <w:spacing/>
+        <w:ind w:hanging="420" w:left="420"/>
+      </w:pPr>
+      <w:rPr>
+        <w:rFonts w:hint="default" w:ascii="Wingdings" w:hAnsi="Wingdings" w:eastAsia="Wingdings" w:cs="Wingdings"/>
+      </w:rPr>
+      <w:start w:val="1"/>
+      <w:suff w:val="tab"/>
+    </w:lvl>
+    <w:lvl w:ilvl="1">
+      <w:isLgl w:val="false"/>
+      <w:lvlJc w:val="left"/>
+      <w:lvlText w:val="o"/>
+      <w:numFmt w:val="bullet"/>
+      <w:pPr>
+        <w:pBdr/>
+        <w:spacing/>
+        <w:ind w:hanging="360" w:left="1440"/>
+      </w:pPr>
+      <w:rPr>
+        <w:rFonts w:hint="default" w:ascii="Courier New" w:hAnsi="Courier New" w:eastAsia="Courier New" w:cs="Courier New"/>
+      </w:rPr>
+      <w:start w:val="1"/>
+      <w:suff w:val="tab"/>
+    </w:lvl>
+    <w:lvl w:ilvl="2">
+      <w:isLgl w:val="false"/>
+      <w:lvlJc w:val="left"/>
+      <w:lvlText w:val="§"/>
+      <w:numFmt w:val="bullet"/>
+      <w:pPr>
+        <w:pBdr/>
+        <w:spacing/>
+        <w:ind w:hanging="360" w:left="2160"/>
+      </w:pPr>
+      <w:rPr>
+        <w:rFonts w:hint="default" w:ascii="Wingdings" w:hAnsi="Wingdings" w:eastAsia="Wingdings" w:cs="Wingdings"/>
+      </w:rPr>
+      <w:start w:val="1"/>
+      <w:suff w:val="tab"/>
+    </w:lvl>
+    <w:lvl w:ilvl="3">
+      <w:isLgl w:val="false"/>
+      <w:lvlJc w:val="left"/>
+      <w:lvlText w:val="·"/>
+      <w:numFmt w:val="bullet"/>
+      <w:pPr>
+        <w:pBdr/>
+        <w:spacing/>
+        <w:ind w:hanging="360" w:left="2880"/>
+      </w:pPr>
+      <w:rPr>
+        <w:rFonts w:hint="default" w:ascii="Symbol" w:hAnsi="Symbol" w:eastAsia="Symbol" w:cs="Symbol"/>
+      </w:rPr>
+      <w:start w:val="1"/>
+      <w:suff w:val="tab"/>
+    </w:lvl>
+    <w:lvl w:ilvl="4">
+      <w:isLgl w:val="false"/>
+      <w:lvlJc w:val="left"/>
+      <w:lvlText w:val="o"/>
+      <w:numFmt w:val="bullet"/>
+      <w:pPr>
+        <w:pBdr/>
+        <w:spacing/>
+        <w:ind w:hanging="360" w:left="3600"/>
+      </w:pPr>
+      <w:rPr>
+        <w:rFonts w:hint="default" w:ascii="Courier New" w:hAnsi="Courier New" w:eastAsia="Courier New" w:cs="Courier New"/>
+      </w:rPr>
+      <w:start w:val="1"/>
+      <w:suff w:val="tab"/>
+    </w:lvl>
+    <w:lvl w:ilvl="5">
+      <w:isLgl w:val="false"/>
+      <w:lvlJc w:val="left"/>
+      <w:lvlText w:val="§"/>
+      <w:numFmt w:val="bullet"/>
+      <w:pPr>
+        <w:pBdr/>
+        <w:spacing/>
+        <w:ind w:hanging="360" w:left="4320"/>
+      </w:pPr>
+      <w:rPr>
+        <w:rFonts w:hint="default" w:ascii="Wingdings" w:hAnsi="Wingdings" w:eastAsia="Wingdings" w:cs="Wingdings"/>
+      </w:rPr>
+      <w:start w:val="1"/>
+      <w:suff w:val="tab"/>
+    </w:lvl>
+    <w:lvl w:ilvl="6">
+      <w:isLgl w:val="false"/>
+      <w:lvlJc w:val="left"/>
+      <w:lvlText w:val="·"/>
+      <w:numFmt w:val="bullet"/>
+      <w:pPr>
+        <w:pBdr/>
+        <w:spacing/>
+        <w:ind w:hanging="360" w:left="5040"/>
+      </w:pPr>
+      <w:rPr>
+        <w:rFonts w:hint="default" w:ascii="Symbol" w:hAnsi="Symbol" w:eastAsia="Symbol" w:cs="Symbol"/>
+      </w:rPr>
+      <w:start w:val="1"/>
+      <w:suff w:val="tab"/>
+    </w:lvl>
+    <w:lvl w:ilvl="7">
+      <w:isLgl w:val="false"/>
+      <w:lvlJc w:val="left"/>
+      <w:lvlText w:val="o"/>
+      <w:numFmt w:val="bullet"/>
+      <w:pPr>
+        <w:pBdr/>
+        <w:spacing/>
+        <w:ind w:hanging="360" w:left="5760"/>
+      </w:pPr>
+      <w:rPr>
+        <w:rFonts w:hint="default" w:ascii="Courier New" w:hAnsi="Courier New" w:eastAsia="Courier New" w:cs="Courier New"/>
+      </w:rPr>
+      <w:start w:val="1"/>
+      <w:suff w:val="tab"/>
+    </w:lvl>
+    <w:lvl w:ilvl="8">
+      <w:isLgl w:val="false"/>
+      <w:lvlJc w:val="left"/>
+      <w:lvlText w:val="§"/>
+      <w:numFmt w:val="bullet"/>
+      <w:pPr>
+        <w:pBdr/>
+        <w:spacing/>
+        <w:ind w:hanging="360" w:left="6480"/>
+      </w:pPr>
+      <w:rPr>
+        <w:rFonts w:hint="default" w:ascii="Wingdings" w:hAnsi="Wingdings" w:eastAsia="Wingdings" w:cs="Wingdings"/>
+      </w:rPr>
+      <w:start w:val="1"/>
+      <w:suff w:val="tab"/>
+    </w:lvl>
+  </w:abstractNum>
+  <w:abstractNum w:abstractNumId="6">
+    <w:nsid w:val="6B53C46B"/>
+    <w:lvl w:ilvl="0">
+      <w:isLgl w:val="false"/>
+      <w:lvlJc w:val="left"/>
+      <w:lvlText w:val="&quot;&quot;"/>
+      <w:numFmt w:val="bullet"/>
+      <w:pPr>
+        <w:pBdr/>
+        <w:spacing/>
+        <w:ind w:hanging="420" w:left="420"/>
+      </w:pPr>
+      <w:rPr>
+        <w:rFonts w:hint="default" w:ascii="Wingdings" w:hAnsi="Wingdings" w:eastAsia="Wingdings" w:cs="Wingdings"/>
+      </w:rPr>
+      <w:start w:val="1"/>
+      <w:suff w:val="tab"/>
+    </w:lvl>
+    <w:lvl w:ilvl="1">
+      <w:isLgl w:val="false"/>
+      <w:lvlJc w:val="left"/>
+      <w:lvlText w:val="o"/>
+      <w:numFmt w:val="bullet"/>
+      <w:pPr>
+        <w:pBdr/>
+        <w:spacing/>
+        <w:ind w:hanging="360" w:left="1440"/>
+      </w:pPr>
+      <w:rPr>
+        <w:rFonts w:hint="default" w:ascii="Courier New" w:hAnsi="Courier New" w:eastAsia="Courier New" w:cs="Courier New"/>
+      </w:rPr>
+      <w:start w:val="1"/>
+      <w:suff w:val="tab"/>
+    </w:lvl>
+    <w:lvl w:ilvl="2">
+      <w:isLgl w:val="false"/>
+      <w:lvlJc w:val="left"/>
+      <w:lvlText w:val="§"/>
+      <w:numFmt w:val="bullet"/>
+      <w:pPr>
+        <w:pBdr/>
+        <w:spacing/>
+        <w:ind w:hanging="360" w:left="2160"/>
+      </w:pPr>
+      <w:rPr>
+        <w:rFonts w:hint="default" w:ascii="Wingdings" w:hAnsi="Wingdings" w:eastAsia="Wingdings" w:cs="Wingdings"/>
+      </w:rPr>
+      <w:start w:val="1"/>
+      <w:suff w:val="tab"/>
+    </w:lvl>
+    <w:lvl w:ilvl="3">
+      <w:isLgl w:val="false"/>
+      <w:lvlJc w:val="left"/>
+      <w:lvlText w:val="·"/>
+      <w:numFmt w:val="bullet"/>
+      <w:pPr>
+        <w:pBdr/>
+        <w:spacing/>
+        <w:ind w:hanging="360" w:left="2880"/>
+      </w:pPr>
+      <w:rPr>
+        <w:rFonts w:hint="default" w:ascii="Symbol" w:hAnsi="Symbol" w:eastAsia="Symbol" w:cs="Symbol"/>
+      </w:rPr>
+      <w:start w:val="1"/>
+      <w:suff w:val="tab"/>
+    </w:lvl>
+    <w:lvl w:ilvl="4">
+      <w:isLgl w:val="false"/>
+      <w:lvlJc w:val="left"/>
+      <w:lvlText w:val="o"/>
+      <w:numFmt w:val="bullet"/>
+      <w:pPr>
+        <w:pBdr/>
+        <w:spacing/>
+        <w:ind w:hanging="360" w:left="3600"/>
+      </w:pPr>
+      <w:rPr>
+        <w:rFonts w:hint="default" w:ascii="Courier New" w:hAnsi="Courier New" w:eastAsia="Courier New" w:cs="Courier New"/>
+      </w:rPr>
+      <w:start w:val="1"/>
+      <w:suff w:val="tab"/>
+    </w:lvl>
+    <w:lvl w:ilvl="5">
+      <w:isLgl w:val="false"/>
+      <w:lvlJc w:val="left"/>
+      <w:lvlText w:val="§"/>
+      <w:numFmt w:val="bullet"/>
+      <w:pPr>
+        <w:pBdr/>
+        <w:spacing/>
+        <w:ind w:hanging="360" w:left="4320"/>
+      </w:pPr>
+      <w:rPr>
+        <w:rFonts w:hint="default" w:ascii="Wingdings" w:hAnsi="Wingdings" w:eastAsia="Wingdings" w:cs="Wingdings"/>
+      </w:rPr>
+      <w:start w:val="1"/>
+      <w:suff w:val="tab"/>
+    </w:lvl>
+    <w:lvl w:ilvl="6">
+      <w:isLgl w:val="false"/>
+      <w:lvlJc w:val="left"/>
+      <w:lvlText w:val="·"/>
+      <w:numFmt w:val="bullet"/>
+      <w:pPr>
+        <w:pBdr/>
+        <w:spacing/>
+        <w:ind w:hanging="360" w:left="5040"/>
+      </w:pPr>
+      <w:rPr>
+        <w:rFonts w:hint="default" w:ascii="Symbol" w:hAnsi="Symbol" w:eastAsia="Symbol" w:cs="Symbol"/>
+      </w:rPr>
+      <w:start w:val="1"/>
+      <w:suff w:val="tab"/>
+    </w:lvl>
+    <w:lvl w:ilvl="7">
+      <w:isLgl w:val="false"/>
+      <w:lvlJc w:val="left"/>
+      <w:lvlText w:val="o"/>
+      <w:numFmt w:val="bullet"/>
+      <w:pPr>
+        <w:pBdr/>
+        <w:spacing/>
+        <w:ind w:hanging="360" w:left="5760"/>
+      </w:pPr>
+      <w:rPr>
+        <w:rFonts w:hint="default" w:ascii="Courier New" w:hAnsi="Courier New" w:eastAsia="Courier New" w:cs="Courier New"/>
+      </w:rPr>
+      <w:start w:val="1"/>
+      <w:suff w:val="tab"/>
+    </w:lvl>
+    <w:lvl w:ilvl="8">
+      <w:isLgl w:val="false"/>
+      <w:lvlJc w:val="left"/>
+      <w:lvlText w:val="§"/>
+      <w:numFmt w:val="bullet"/>
+      <w:pPr>
+        <w:pBdr/>
+        <w:spacing/>
+        <w:ind w:hanging="360" w:left="6480"/>
+      </w:pPr>
+      <w:rPr>
+        <w:rFonts w:hint="default" w:ascii="Wingdings" w:hAnsi="Wingdings" w:eastAsia="Wingdings" w:cs="Wingdings"/>
+      </w:rPr>
+      <w:start w:val="1"/>
+      <w:suff w:val="tab"/>
+    </w:lvl>
+  </w:abstractNum>
+  <w:abstractNum w:abstractNumId="7">
+    <w:nsid w:val="73CFE78F"/>
+    <w:lvl w:ilvl="0">
+      <w:isLgl w:val="false"/>
+      <w:lvlJc w:val="left"/>
+      <w:lvlText w:val="&quot;&quot;"/>
+      <w:numFmt w:val="bullet"/>
+      <w:pPr>
+        <w:pBdr/>
+        <w:spacing/>
+        <w:ind w:hanging="420" w:left="420"/>
+      </w:pPr>
+      <w:rPr>
+        <w:rFonts w:hint="default" w:ascii="Wingdings" w:hAnsi="Wingdings" w:eastAsia="Wingdings" w:cs="Wingdings"/>
+      </w:rPr>
+      <w:start w:val="1"/>
+      <w:suff w:val="tab"/>
+    </w:lvl>
+    <w:lvl w:ilvl="1">
+      <w:isLgl w:val="false"/>
+      <w:lvlJc w:val="left"/>
+      <w:lvlText w:val="o"/>
+      <w:numFmt w:val="bullet"/>
+      <w:pPr>
+        <w:pBdr/>
+        <w:spacing/>
+        <w:ind w:hanging="360" w:left="1440"/>
+      </w:pPr>
+      <w:rPr>
+        <w:rFonts w:hint="default" w:ascii="Courier New" w:hAnsi="Courier New" w:eastAsia="Courier New" w:cs="Courier New"/>
+      </w:rPr>
+      <w:start w:val="1"/>
+      <w:suff w:val="tab"/>
+    </w:lvl>
+    <w:lvl w:ilvl="2">
+      <w:isLgl w:val="false"/>
+      <w:lvlJc w:val="left"/>
+      <w:lvlText w:val="§"/>
+      <w:numFmt w:val="bullet"/>
+      <w:pPr>
+        <w:pBdr/>
+        <w:spacing/>
+        <w:ind w:hanging="360" w:left="2160"/>
+      </w:pPr>
+      <w:rPr>
+        <w:rFonts w:hint="default" w:ascii="Wingdings" w:hAnsi="Wingdings" w:eastAsia="Wingdings" w:cs="Wingdings"/>
+      </w:rPr>
+      <w:start w:val="1"/>
+      <w:suff w:val="tab"/>
+    </w:lvl>
+    <w:lvl w:ilvl="3">
+      <w:isLgl w:val="false"/>
+      <w:lvlJc w:val="left"/>
+      <w:lvlText w:val="·"/>
+      <w:numFmt w:val="bullet"/>
+      <w:pPr>
+        <w:pBdr/>
+        <w:spacing/>
+        <w:ind w:hanging="360" w:left="2880"/>
+      </w:pPr>
+      <w:rPr>
+        <w:rFonts w:hint="default" w:ascii="Symbol" w:hAnsi="Symbol" w:eastAsia="Symbol" w:cs="Symbol"/>
+      </w:rPr>
+      <w:start w:val="1"/>
+      <w:suff w:val="tab"/>
+    </w:lvl>
+    <w:lvl w:ilvl="4">
+      <w:isLgl w:val="false"/>
+      <w:lvlJc w:val="left"/>
+      <w:lvlText w:val="o"/>
+      <w:numFmt w:val="bullet"/>
+      <w:pPr>
+        <w:pBdr/>
+        <w:spacing/>
+        <w:ind w:hanging="360" w:left="3600"/>
+      </w:pPr>
+      <w:rPr>
+        <w:rFonts w:hint="default" w:ascii="Courier New" w:hAnsi="Courier New" w:eastAsia="Courier New" w:cs="Courier New"/>
+      </w:rPr>
+      <w:start w:val="1"/>
+      <w:suff w:val="tab"/>
+    </w:lvl>
+    <w:lvl w:ilvl="5">
+      <w:isLgl w:val="false"/>
+      <w:lvlJc w:val="left"/>
+      <w:lvlText w:val="§"/>
+      <w:numFmt w:val="bullet"/>
+      <w:pPr>
+        <w:pBdr/>
+        <w:spacing/>
+        <w:ind w:hanging="360" w:left="4320"/>
+      </w:pPr>
+      <w:rPr>
+        <w:rFonts w:hint="default" w:ascii="Wingdings" w:hAnsi="Wingdings" w:eastAsia="Wingdings" w:cs="Wingdings"/>
+      </w:rPr>
+      <w:start w:val="1"/>
+      <w:suff w:val="tab"/>
+    </w:lvl>
+    <w:lvl w:ilvl="6">
+      <w:isLgl w:val="false"/>
+      <w:lvlJc w:val="left"/>
+      <w:lvlText w:val="·"/>
+      <w:numFmt w:val="bullet"/>
+      <w:pPr>
+        <w:pBdr/>
+        <w:spacing/>
+        <w:ind w:hanging="360" w:left="5040"/>
+      </w:pPr>
+      <w:rPr>
+        <w:rFonts w:hint="default" w:ascii="Symbol" w:hAnsi="Symbol" w:eastAsia="Symbol" w:cs="Symbol"/>
+      </w:rPr>
+      <w:start w:val="1"/>
+      <w:suff w:val="tab"/>
+    </w:lvl>
+    <w:lvl w:ilvl="7">
+      <w:isLgl w:val="false"/>
+      <w:lvlJc w:val="left"/>
+      <w:lvlText w:val="o"/>
+      <w:numFmt w:val="bullet"/>
+      <w:pPr>
+        <w:pBdr/>
+        <w:spacing/>
+        <w:ind w:hanging="360" w:left="5760"/>
+      </w:pPr>
+      <w:rPr>
+        <w:rFonts w:hint="default" w:ascii="Courier New" w:hAnsi="Courier New" w:eastAsia="Courier New" w:cs="Courier New"/>
+      </w:rPr>
+      <w:start w:val="1"/>
+      <w:suff w:val="tab"/>
+    </w:lvl>
+    <w:lvl w:ilvl="8">
+      <w:isLgl w:val="false"/>
+      <w:lvlJc w:val="left"/>
+      <w:lvlText w:val="§"/>
+      <w:numFmt w:val="bullet"/>
+      <w:pPr>
+        <w:pBdr/>
+        <w:spacing/>
+        <w:ind w:hanging="360" w:left="6480"/>
+      </w:pPr>
+      <w:rPr>
+        <w:rFonts w:hint="default" w:ascii="Wingdings" w:hAnsi="Wingdings" w:eastAsia="Wingdings" w:cs="Wingdings"/>
+      </w:rPr>
+      <w:start w:val="1"/>
+      <w:suff w:val="tab"/>
+    </w:lvl>
+  </w:abstractNum>
+  <w:abstractNum w:abstractNumId="8">
+    <w:nsid w:val="113B5E10"/>
+    <w:lvl w:ilvl="0">
+      <w:isLgl w:val="false"/>
+      <w:lvlJc w:val="left"/>
+      <w:lvlText w:val="&quot;&quot;"/>
+      <w:numFmt w:val="bullet"/>
+      <w:pPr>
+        <w:pBdr/>
+        <w:spacing/>
+        <w:ind w:hanging="420" w:left="420"/>
+      </w:pPr>
+      <w:rPr>
+        <w:rFonts w:hint="default" w:ascii="Wingdings" w:hAnsi="Wingdings" w:eastAsia="Wingdings" w:cs="Wingdings"/>
+      </w:rPr>
+      <w:start w:val="1"/>
+      <w:suff w:val="tab"/>
+    </w:lvl>
+    <w:lvl w:ilvl="1">
+      <w:isLgl w:val="false"/>
+      <w:lvlJc w:val="left"/>
+      <w:lvlText w:val="o"/>
+      <w:numFmt w:val="bullet"/>
+      <w:pPr>
+        <w:pBdr/>
+        <w:spacing/>
+        <w:ind w:hanging="360" w:left="1440"/>
+      </w:pPr>
+      <w:rPr>
+        <w:rFonts w:hint="default" w:ascii="Courier New" w:hAnsi="Courier New" w:eastAsia="Courier New" w:cs="Courier New"/>
+      </w:rPr>
+      <w:start w:val="1"/>
+      <w:suff w:val="tab"/>
+    </w:lvl>
+    <w:lvl w:ilvl="2">
+      <w:isLgl w:val="false"/>
+      <w:lvlJc w:val="left"/>
+      <w:lvlText w:val="§"/>
+      <w:numFmt w:val="bullet"/>
+      <w:pPr>
+        <w:pBdr/>
+        <w:spacing/>
+        <w:ind w:hanging="360" w:left="2160"/>
+      </w:pPr>
+      <w:rPr>
+        <w:rFonts w:hint="default" w:ascii="Wingdings" w:hAnsi="Wingdings" w:eastAsia="Wingdings" w:cs="Wingdings"/>
+      </w:rPr>
+      <w:start w:val="1"/>
+      <w:suff w:val="tab"/>
+    </w:lvl>
+    <w:lvl w:ilvl="3">
+      <w:isLgl w:val="false"/>
+      <w:lvlJc w:val="left"/>
+      <w:lvlText w:val="·"/>
+      <w:numFmt w:val="bullet"/>
+      <w:pPr>
+        <w:pBdr/>
+        <w:spacing/>
+        <w:ind w:hanging="360" w:left="2880"/>
+      </w:pPr>
+      <w:rPr>
+        <w:rFonts w:hint="default" w:ascii="Symbol" w:hAnsi="Symbol" w:eastAsia="Symbol" w:cs="Symbol"/>
+      </w:rPr>
+      <w:start w:val="1"/>
+      <w:suff w:val="tab"/>
+    </w:lvl>
+    <w:lvl w:ilvl="4">
+      <w:isLgl w:val="false"/>
+      <w:lvlJc w:val="left"/>
+      <w:lvlText w:val="o"/>
+      <w:numFmt w:val="bullet"/>
+      <w:pPr>
+        <w:pBdr/>
+        <w:spacing/>
+        <w:ind w:hanging="360" w:left="3600"/>
+      </w:pPr>
+      <w:rPr>
+        <w:rFonts w:hint="default" w:ascii="Courier New" w:hAnsi="Courier New" w:eastAsia="Courier New" w:cs="Courier New"/>
+      </w:rPr>
+      <w:start w:val="1"/>
+      <w:suff w:val="tab"/>
+    </w:lvl>
+    <w:lvl w:ilvl="5">
+      <w:isLgl w:val="false"/>
+      <w:lvlJc w:val="left"/>
+      <w:lvlText w:val="§"/>
+      <w:numFmt w:val="bullet"/>
+      <w:pPr>
+        <w:pBdr/>
+        <w:spacing/>
+        <w:ind w:hanging="360" w:left="4320"/>
+      </w:pPr>
+      <w:rPr>
+        <w:rFonts w:hint="default" w:ascii="Wingdings" w:hAnsi="Wingdings" w:eastAsia="Wingdings" w:cs="Wingdings"/>
+      </w:rPr>
+      <w:start w:val="1"/>
+      <w:suff w:val="tab"/>
+    </w:lvl>
+    <w:lvl w:ilvl="6">
+      <w:isLgl w:val="false"/>
+      <w:lvlJc w:val="left"/>
+      <w:lvlText w:val="·"/>
+      <w:numFmt w:val="bullet"/>
+      <w:pPr>
+        <w:pBdr/>
+        <w:spacing/>
+        <w:ind w:hanging="360" w:left="5040"/>
+      </w:pPr>
+      <w:rPr>
+        <w:rFonts w:hint="default" w:ascii="Symbol" w:hAnsi="Symbol" w:eastAsia="Symbol" w:cs="Symbol"/>
+      </w:rPr>
+      <w:start w:val="1"/>
+      <w:suff w:val="tab"/>
+    </w:lvl>
+    <w:lvl w:ilvl="7">
+      <w:isLgl w:val="false"/>
+      <w:lvlJc w:val="left"/>
+      <w:lvlText w:val="o"/>
+      <w:numFmt w:val="bullet"/>
+      <w:pPr>
+        <w:pBdr/>
+        <w:spacing/>
+        <w:ind w:hanging="360" w:left="5760"/>
+      </w:pPr>
+      <w:rPr>
+        <w:rFonts w:hint="default" w:ascii="Courier New" w:hAnsi="Courier New" w:eastAsia="Courier New" w:cs="Courier New"/>
+      </w:rPr>
+      <w:start w:val="1"/>
+      <w:suff w:val="tab"/>
+    </w:lvl>
+    <w:lvl w:ilvl="8">
+      <w:isLgl w:val="false"/>
+      <w:lvlJc w:val="left"/>
+      <w:lvlText w:val="§"/>
+      <w:numFmt w:val="bullet"/>
+      <w:pPr>
+        <w:pBdr/>
+        <w:spacing/>
+        <w:ind w:hanging="360" w:left="6480"/>
+      </w:pPr>
+      <w:rPr>
+        <w:rFonts w:hint="default" w:ascii="Wingdings" w:hAnsi="Wingdings" w:eastAsia="Wingdings" w:cs="Wingdings"/>
+      </w:rPr>
+      <w:start w:val="1"/>
+      <w:suff w:val="tab"/>
+    </w:lvl>
+  </w:abstractNum>
+  <w:num w:numId="1">
+    <w:abstractNumId w:val="0"/>
+  </w:num>
+  <w:num w:numId="2">
+    <w:abstractNumId w:val="1"/>
+  </w:num>
+  <w:num w:numId="3">
+    <w:abstractNumId w:val="2"/>
+  </w:num>
+  <w:num w:numId="4">
+    <w:abstractNumId w:val="3"/>
+  </w:num>
+  <w:num w:numId="5">
+    <w:abstractNumId w:val="4"/>
+  </w:num>
+  <w:num w:numId="6">
+    <w:abstractNumId w:val="5"/>
+  </w:num>
+  <w:num w:numId="7">
+    <w:abstractNumId w:val="6"/>
+  </w:num>
+  <w:num w:numId="8">
+    <w:abstractNumId w:val="7"/>
+  </w:num>
+  <w:num w:numId="9">
+    <w:abstractNumId w:val="8"/>
+  </w:num>
+</w:numbering>
 </file>
 
 <file path=word/styles.xml><?xml version="1.0" encoding="utf-8"?>
